--- a/lessons/2-3/downloads/reveal/teacher/2.3-homework-packet-level-1.docx
+++ b/lessons/2-3/downloads/reveal/teacher/2.3-homework-packet-level-1.docx
@@ -78,14 +78,15 @@
           <w:caps/>
           <w:color w:val="003A70"/>
           <w:spacing w:val="12"/>
-          <w:sz w:val="21"/>
+          <w:sz w:val="22"/>
           <w:szCs w:val="21"/>
         </w:rPr>
-        <w:t xml:space="preserve">Lesson 2-3  ·  Homework Packet  ·  Level 1  ·  Sheet 1 of 2</w:t>
+        <w:t xml:space="preserve">Lesson 2-3  ·  Homework Packet  ·  Supported  ·  Session 1 · pages 1–2</w:t>
       </w:r>
     </w:p>
     <w:p>
       <w:pPr>
+        <w:pStyle w:val="Heading1"/>
         <w:keepNext/>
         <w:spacing w:before="0" w:after="10" w:line="240" w:lineRule="auto"/>
       </w:pPr>
@@ -111,7 +112,7 @@
         <w:rPr>
           <w:rFonts w:ascii="Avenir Next" w:hAnsi="Avenir Next" w:cs="Avenir Next" w:eastAsia="Avenir Next"/>
           <w:color w:val="5A5F66"/>
-          <w:sz w:val="17"/>
+          <w:sz w:val="22"/>
           <w:szCs w:val="17"/>
         </w:rPr>
         <w:t xml:space="preserve">Maryland Standard 6.SP.B.5c   ·   Learning target — I can find the median of a data set by ordering the values and taking the middle one.</w:t>
@@ -158,6 +159,7 @@
           </w:tcPr>
           <w:p>
             <w:pPr>
+              <w:pStyle w:val="Heading2"/>
               <w:spacing w:before="0" w:after="40" w:line="264" w:lineRule="auto"/>
             </w:pPr>
             <w:r>
@@ -185,25 +187,25 @@
                 <w:rFonts w:ascii="Avenir Next" w:hAnsi="Avenir Next" w:cs="Avenir Next" w:eastAsia="Avenir Next"/>
                 <w:b/>
                 <w:color w:val="003A70"/>
+                <w:sz w:val="22"/>
+                <w:szCs w:val="18"/>
+              </w:rPr>
+              <w:t xml:space="preserve">•</w:t>
+            </w:r>
+            <w:r>
+              <w:rPr>
+                <w:rFonts w:ascii="Avenir Next" w:hAnsi="Avenir Next" w:cs="Avenir Next" w:eastAsia="Avenir Next"/>
+                <w:color w:val="1A1A1A"/>
                 <w:sz w:val="18"/>
                 <w:szCs w:val="18"/>
               </w:rPr>
-              <w:t xml:space="preserve">•</w:t>
-            </w:r>
-            <w:r>
-              <w:rPr>
-                <w:rFonts w:ascii="Avenir Next" w:hAnsi="Avenir Next" w:cs="Avenir Next" w:eastAsia="Avenir Next"/>
-                <w:color w:val="1A1A1A"/>
-                <w:sz w:val="18"/>
-                <w:szCs w:val="18"/>
-              </w:rPr>
               <w:tab/>
             </w:r>
             <w:r>
               <w:rPr>
                 <w:rFonts w:ascii="Avenir Next" w:hAnsi="Avenir Next" w:cs="Avenir Next" w:eastAsia="Avenir Next"/>
                 <w:color w:val="1A1A1A"/>
-                <w:sz w:val="18"/>
+                <w:sz w:val="22"/>
                 <w:szCs w:val="18"/>
               </w:rPr>
               <w:t xml:space="preserve">The </w:t>
@@ -213,7 +215,7 @@
                 <w:rFonts w:ascii="Avenir Next" w:hAnsi="Avenir Next" w:cs="Avenir Next" w:eastAsia="Avenir Next"/>
                 <w:b/>
                 <w:color w:val="1A1A1A"/>
-                <w:sz w:val="18"/>
+                <w:sz w:val="22"/>
                 <w:szCs w:val="18"/>
               </w:rPr>
               <w:t xml:space="preserve">median</w:t>
@@ -222,7 +224,7 @@
               <w:rPr>
                 <w:rFonts w:ascii="Avenir Next" w:hAnsi="Avenir Next" w:cs="Avenir Next" w:eastAsia="Avenir Next"/>
                 <w:color w:val="1A1A1A"/>
-                <w:sz w:val="18"/>
+                <w:sz w:val="22"/>
                 <w:szCs w:val="18"/>
               </w:rPr>
               <w:t xml:space="preserve"> is the middle value of a data set.</w:t>
@@ -241,25 +243,25 @@
                 <w:rFonts w:ascii="Avenir Next" w:hAnsi="Avenir Next" w:cs="Avenir Next" w:eastAsia="Avenir Next"/>
                 <w:b/>
                 <w:color w:val="003A70"/>
+                <w:sz w:val="22"/>
+                <w:szCs w:val="18"/>
+              </w:rPr>
+              <w:t xml:space="preserve">•</w:t>
+            </w:r>
+            <w:r>
+              <w:rPr>
+                <w:rFonts w:ascii="Avenir Next" w:hAnsi="Avenir Next" w:cs="Avenir Next" w:eastAsia="Avenir Next"/>
+                <w:color w:val="1A1A1A"/>
                 <w:sz w:val="18"/>
                 <w:szCs w:val="18"/>
               </w:rPr>
-              <w:t xml:space="preserve">•</w:t>
-            </w:r>
-            <w:r>
-              <w:rPr>
-                <w:rFonts w:ascii="Avenir Next" w:hAnsi="Avenir Next" w:cs="Avenir Next" w:eastAsia="Avenir Next"/>
-                <w:color w:val="1A1A1A"/>
-                <w:sz w:val="18"/>
-                <w:szCs w:val="18"/>
-              </w:rPr>
               <w:tab/>
             </w:r>
             <w:r>
               <w:rPr>
                 <w:rFonts w:ascii="Avenir Next" w:hAnsi="Avenir Next" w:cs="Avenir Next" w:eastAsia="Avenir Next"/>
                 <w:color w:val="1A1A1A"/>
-                <w:sz w:val="18"/>
+                <w:sz w:val="22"/>
                 <w:szCs w:val="18"/>
               </w:rPr>
               <w:t xml:space="preserve">First </w:t>
@@ -269,7 +271,7 @@
                 <w:rFonts w:ascii="Avenir Next" w:hAnsi="Avenir Next" w:cs="Avenir Next" w:eastAsia="Avenir Next"/>
                 <w:b/>
                 <w:color w:val="1A1A1A"/>
-                <w:sz w:val="18"/>
+                <w:sz w:val="22"/>
                 <w:szCs w:val="18"/>
               </w:rPr>
               <w:t xml:space="preserve">order</w:t>
@@ -278,7 +280,7 @@
               <w:rPr>
                 <w:rFonts w:ascii="Avenir Next" w:hAnsi="Avenir Next" w:cs="Avenir Next" w:eastAsia="Avenir Next"/>
                 <w:color w:val="1A1A1A"/>
-                <w:sz w:val="18"/>
+                <w:sz w:val="22"/>
                 <w:szCs w:val="18"/>
               </w:rPr>
               <w:t xml:space="preserve"> the values from least to greatest.</w:t>
@@ -297,25 +299,25 @@
                 <w:rFonts w:ascii="Avenir Next" w:hAnsi="Avenir Next" w:cs="Avenir Next" w:eastAsia="Avenir Next"/>
                 <w:b/>
                 <w:color w:val="003A70"/>
+                <w:sz w:val="22"/>
+                <w:szCs w:val="18"/>
+              </w:rPr>
+              <w:t xml:space="preserve">•</w:t>
+            </w:r>
+            <w:r>
+              <w:rPr>
+                <w:rFonts w:ascii="Avenir Next" w:hAnsi="Avenir Next" w:cs="Avenir Next" w:eastAsia="Avenir Next"/>
+                <w:color w:val="1A1A1A"/>
                 <w:sz w:val="18"/>
                 <w:szCs w:val="18"/>
               </w:rPr>
-              <w:t xml:space="preserve">•</w:t>
-            </w:r>
-            <w:r>
-              <w:rPr>
-                <w:rFonts w:ascii="Avenir Next" w:hAnsi="Avenir Next" w:cs="Avenir Next" w:eastAsia="Avenir Next"/>
-                <w:color w:val="1A1A1A"/>
-                <w:sz w:val="18"/>
-                <w:szCs w:val="18"/>
-              </w:rPr>
               <w:tab/>
             </w:r>
             <w:r>
               <w:rPr>
                 <w:rFonts w:ascii="Avenir Next" w:hAnsi="Avenir Next" w:cs="Avenir Next" w:eastAsia="Avenir Next"/>
                 <w:color w:val="1A1A1A"/>
-                <w:sz w:val="18"/>
+                <w:sz w:val="22"/>
                 <w:szCs w:val="18"/>
               </w:rPr>
               <w:t xml:space="preserve">With an odd number of values, one value sits in the middle.</w:t>
@@ -330,6 +332,7 @@
           </w:tcPr>
           <w:p>
             <w:pPr>
+              <w:pStyle w:val="Heading2"/>
               <w:spacing w:before="0" w:after="40" w:line="264" w:lineRule="auto"/>
             </w:pPr>
             <w:r>
@@ -352,7 +355,7 @@
               <w:rPr>
                 <w:rFonts w:ascii="Avenir Next" w:hAnsi="Avenir Next" w:cs="Avenir Next" w:eastAsia="Avenir Next"/>
                 <w:color w:val="1A1A1A"/>
-                <w:sz w:val="17"/>
+                <w:sz w:val="22"/>
                 <w:szCs w:val="17"/>
               </w:rPr>
               <w:t xml:space="preserve">Find the median of 14, 9, 21, 6, 17.</w:t>
@@ -371,25 +374,25 @@
                 <w:rFonts w:ascii="Avenir Next" w:hAnsi="Avenir Next" w:cs="Avenir Next" w:eastAsia="Avenir Next"/>
                 <w:b/>
                 <w:color w:val="003A70"/>
+                <w:sz w:val="22"/>
+                <w:szCs w:val="17"/>
+              </w:rPr>
+              <w:t xml:space="preserve">Step 1</w:t>
+            </w:r>
+            <w:r>
+              <w:rPr>
+                <w:rFonts w:ascii="Avenir Next" w:hAnsi="Avenir Next" w:cs="Avenir Next" w:eastAsia="Avenir Next"/>
+                <w:color w:val="1A1A1A"/>
                 <w:sz w:val="17"/>
                 <w:szCs w:val="17"/>
               </w:rPr>
-              <w:t xml:space="preserve">Step 1</w:t>
-            </w:r>
-            <w:r>
-              <w:rPr>
-                <w:rFonts w:ascii="Avenir Next" w:hAnsi="Avenir Next" w:cs="Avenir Next" w:eastAsia="Avenir Next"/>
-                <w:color w:val="1A1A1A"/>
-                <w:sz w:val="17"/>
-                <w:szCs w:val="17"/>
-              </w:rPr>
               <w:tab/>
             </w:r>
             <w:r>
               <w:rPr>
                 <w:rFonts w:ascii="Avenir Next" w:hAnsi="Avenir Next" w:cs="Avenir Next" w:eastAsia="Avenir Next"/>
                 <w:color w:val="1A1A1A"/>
-                <w:sz w:val="17"/>
+                <w:sz w:val="22"/>
                 <w:szCs w:val="17"/>
               </w:rPr>
               <w:t xml:space="preserve">Order: 6, 9, 14, 17, 21</w:t>
@@ -408,25 +411,25 @@
                 <w:rFonts w:ascii="Avenir Next" w:hAnsi="Avenir Next" w:cs="Avenir Next" w:eastAsia="Avenir Next"/>
                 <w:b/>
                 <w:color w:val="003A70"/>
+                <w:sz w:val="22"/>
+                <w:szCs w:val="17"/>
+              </w:rPr>
+              <w:t xml:space="preserve">Step 2</w:t>
+            </w:r>
+            <w:r>
+              <w:rPr>
+                <w:rFonts w:ascii="Avenir Next" w:hAnsi="Avenir Next" w:cs="Avenir Next" w:eastAsia="Avenir Next"/>
+                <w:color w:val="1A1A1A"/>
                 <w:sz w:val="17"/>
                 <w:szCs w:val="17"/>
               </w:rPr>
-              <w:t xml:space="preserve">Step 2</w:t>
-            </w:r>
-            <w:r>
-              <w:rPr>
-                <w:rFonts w:ascii="Avenir Next" w:hAnsi="Avenir Next" w:cs="Avenir Next" w:eastAsia="Avenir Next"/>
-                <w:color w:val="1A1A1A"/>
-                <w:sz w:val="17"/>
-                <w:szCs w:val="17"/>
-              </w:rPr>
               <w:tab/>
             </w:r>
             <w:r>
               <w:rPr>
                 <w:rFonts w:ascii="Avenir Next" w:hAnsi="Avenir Next" w:cs="Avenir Next" w:eastAsia="Avenir Next"/>
                 <w:color w:val="1A1A1A"/>
-                <w:sz w:val="17"/>
+                <w:sz w:val="22"/>
                 <w:szCs w:val="17"/>
               </w:rPr>
               <w:t xml:space="preserve">Cross off one from each end until one is left: 14.</w:t>
@@ -445,18 +448,18 @@
                 <w:rFonts w:ascii="Avenir Next" w:hAnsi="Avenir Next" w:cs="Avenir Next" w:eastAsia="Avenir Next"/>
                 <w:b/>
                 <w:color w:val="1A1A1A"/>
+                <w:sz w:val="22"/>
+                <w:szCs w:val="17"/>
+              </w:rPr>
+              <w:t xml:space="preserve">Answer</w:t>
+            </w:r>
+            <w:r>
+              <w:rPr>
+                <w:rFonts w:ascii="Avenir Next" w:hAnsi="Avenir Next" w:cs="Avenir Next" w:eastAsia="Avenir Next"/>
+                <w:color w:val="1A1A1A"/>
                 <w:sz w:val="17"/>
                 <w:szCs w:val="17"/>
               </w:rPr>
-              <w:t xml:space="preserve">Answer</w:t>
-            </w:r>
-            <w:r>
-              <w:rPr>
-                <w:rFonts w:ascii="Avenir Next" w:hAnsi="Avenir Next" w:cs="Avenir Next" w:eastAsia="Avenir Next"/>
-                <w:color w:val="1A1A1A"/>
-                <w:sz w:val="17"/>
-                <w:szCs w:val="17"/>
-              </w:rPr>
               <w:tab/>
             </w:r>
             <w:r>
@@ -464,7 +467,7 @@
                 <w:rFonts w:ascii="Avenir Next" w:hAnsi="Avenir Next" w:cs="Avenir Next" w:eastAsia="Avenir Next"/>
                 <w:b/>
                 <w:color w:val="1A1A1A"/>
-                <w:sz w:val="17"/>
+                <w:sz w:val="22"/>
                 <w:szCs w:val="17"/>
               </w:rPr>
               <w:t xml:space="preserve">Median = 14</w:t>
@@ -514,6 +517,7 @@
           </w:tcPr>
           <w:p>
             <w:pPr>
+              <w:pStyle w:val="Heading2"/>
               <w:spacing w:before="0" w:after="40" w:line="264" w:lineRule="auto"/>
             </w:pPr>
             <w:r>
@@ -537,7 +541,7 @@
                 <w:rFonts w:ascii="Avenir Next" w:hAnsi="Avenir Next" w:cs="Avenir Next" w:eastAsia="Avenir Next"/>
                 <w:b/>
                 <w:color w:val="1A1A1A"/>
-                <w:sz w:val="21"/>
+                <w:sz w:val="22"/>
                 <w:szCs w:val="21"/>
               </w:rPr>
               <w:t xml:space="preserve">median</w:t>
@@ -546,7 +550,7 @@
               <w:rPr>
                 <w:rFonts w:ascii="Avenir Next" w:hAnsi="Avenir Next" w:cs="Avenir Next" w:eastAsia="Avenir Next"/>
                 <w:color w:val="5A5F66"/>
-                <w:sz w:val="21"/>
+                <w:sz w:val="22"/>
                 <w:szCs w:val="21"/>
               </w:rPr>
               <w:t xml:space="preserve"> — </w:t>
@@ -555,7 +559,7 @@
               <w:rPr>
                 <w:rFonts w:ascii="Avenir Next" w:hAnsi="Avenir Next" w:cs="Avenir Next" w:eastAsia="Avenir Next"/>
                 <w:color w:val="1A1A1A"/>
-                <w:sz w:val="21"/>
+                <w:sz w:val="22"/>
                 <w:szCs w:val="21"/>
               </w:rPr>
               <w:t xml:space="preserve">the middle number</w:t>
@@ -570,7 +574,7 @@
                 <w:rFonts w:ascii="Avenir Next" w:hAnsi="Avenir Next" w:cs="Avenir Next" w:eastAsia="Avenir Next"/>
                 <w:b/>
                 <w:color w:val="1A1A1A"/>
-                <w:sz w:val="21"/>
+                <w:sz w:val="22"/>
                 <w:szCs w:val="21"/>
               </w:rPr>
               <w:t xml:space="preserve">order</w:t>
@@ -579,7 +583,7 @@
               <w:rPr>
                 <w:rFonts w:ascii="Avenir Next" w:hAnsi="Avenir Next" w:cs="Avenir Next" w:eastAsia="Avenir Next"/>
                 <w:color w:val="5A5F66"/>
-                <w:sz w:val="21"/>
+                <w:sz w:val="22"/>
                 <w:szCs w:val="21"/>
               </w:rPr>
               <w:t xml:space="preserve"> — </w:t>
@@ -588,7 +592,7 @@
               <w:rPr>
                 <w:rFonts w:ascii="Avenir Next" w:hAnsi="Avenir Next" w:cs="Avenir Next" w:eastAsia="Avenir Next"/>
                 <w:color w:val="1A1A1A"/>
-                <w:sz w:val="21"/>
+                <w:sz w:val="22"/>
                 <w:szCs w:val="21"/>
               </w:rPr>
               <w:t xml:space="preserve">put numbers from least to greatest</w:t>
@@ -614,7 +618,7 @@
                 <w:rFonts w:ascii="Avenir Next" w:hAnsi="Avenir Next" w:cs="Avenir Next" w:eastAsia="Avenir Next"/>
                 <w:b/>
                 <w:color w:val="1A1A1A"/>
-                <w:sz w:val="21"/>
+                <w:sz w:val="22"/>
                 <w:szCs w:val="21"/>
               </w:rPr>
               <w:t xml:space="preserve">data set</w:t>
@@ -623,7 +627,7 @@
               <w:rPr>
                 <w:rFonts w:ascii="Avenir Next" w:hAnsi="Avenir Next" w:cs="Avenir Next" w:eastAsia="Avenir Next"/>
                 <w:color w:val="5A5F66"/>
-                <w:sz w:val="21"/>
+                <w:sz w:val="22"/>
                 <w:szCs w:val="21"/>
               </w:rPr>
               <w:t xml:space="preserve"> — </w:t>
@@ -632,7 +636,7 @@
               <w:rPr>
                 <w:rFonts w:ascii="Avenir Next" w:hAnsi="Avenir Next" w:cs="Avenir Next" w:eastAsia="Avenir Next"/>
                 <w:color w:val="1A1A1A"/>
-                <w:sz w:val="21"/>
+                <w:sz w:val="22"/>
                 <w:szCs w:val="21"/>
               </w:rPr>
               <w:t xml:space="preserve">a list of numbers</w:t>
@@ -643,6 +647,7 @@
     </w:tbl>
     <w:p>
       <w:pPr>
+        <w:pStyle w:val="Heading2"/>
         <w:keepNext/>
         <w:pBdr>
           <w:bottom w:val="single" w:sz="8" w:space="3" w:color="003A70"/>
@@ -658,7 +663,7 @@
           <w:b/>
           <w:color w:val="003A70"/>
           <w:spacing w:val="14"/>
-          <w:sz w:val="21"/>
+          <w:sz w:val="22"/>
           <w:szCs w:val="21"/>
         </w:rPr>
         <w:t xml:space="preserve">PRACTICE</w:t>
@@ -677,7 +682,7 @@
           <w:rFonts w:ascii="Avenir Next" w:hAnsi="Avenir Next" w:cs="Avenir Next" w:eastAsia="Avenir Next"/>
           <w:i/>
           <w:color w:val="5A5F66"/>
-          <w:sz w:val="17"/>
+          <w:sz w:val="22"/>
           <w:szCs w:val="17"/>
         </w:rPr>
         <w:t xml:space="preserve">show your work · label units</w:t>
@@ -1317,7 +1322,7 @@
                     <w:drawing>
                       <wp:inline distT="0" distB="0" distL="0" distR="0">
                         <wp:extent cx="2743200" cy="1188720"/>
-                        <wp:docPr id="1" name="Figure 1"/>
+                        <wp:docPr id="1" name="Figure 1" descr="Dot plot. Horizontal axis: Hours of Sleep, 5 to 11, ticks every 1. Dots by value: 6: 2; 7: 2; 8: 3; 9: 1; 10: 1"/>
                         <a:graphic xmlns:a="http://schemas.openxmlformats.org/drawingml/2006/main">
                           <a:graphicData uri="http://schemas.openxmlformats.org/drawingml/2006/picture">
                             <pic:pic xmlns:pic="http://schemas.openxmlformats.org/drawingml/2006/picture">
@@ -1463,25 +1468,25 @@
                 <w:rFonts w:ascii="Avenir Next" w:hAnsi="Avenir Next" w:cs="Avenir Next" w:eastAsia="Avenir Next"/>
                 <w:b/>
                 <w:color w:val="003A70"/>
+                <w:sz w:val="22"/>
+                <w:szCs w:val="18"/>
+              </w:rPr>
+              <w:t xml:space="preserve">Step 1</w:t>
+            </w:r>
+            <w:r>
+              <w:rPr>
+                <w:rFonts w:ascii="Avenir Next" w:hAnsi="Avenir Next" w:cs="Avenir Next" w:eastAsia="Avenir Next"/>
+                <w:color w:val="1A1A1A"/>
                 <w:sz w:val="18"/>
                 <w:szCs w:val="18"/>
               </w:rPr>
-              <w:t xml:space="preserve">Step 1</w:t>
-            </w:r>
-            <w:r>
-              <w:rPr>
-                <w:rFonts w:ascii="Avenir Next" w:hAnsi="Avenir Next" w:cs="Avenir Next" w:eastAsia="Avenir Next"/>
-                <w:color w:val="1A1A1A"/>
-                <w:sz w:val="18"/>
-                <w:szCs w:val="18"/>
-              </w:rPr>
               <w:tab/>
             </w:r>
             <w:r>
               <w:rPr>
                 <w:rFonts w:ascii="Avenir Next" w:hAnsi="Avenir Next" w:cs="Avenir Next" w:eastAsia="Avenir Next"/>
                 <w:color w:val="1A1A1A"/>
-                <w:sz w:val="21"/>
+                <w:sz w:val="22"/>
                 <w:szCs w:val="21"/>
               </w:rPr>
               <w:t xml:space="preserve">Write the 7 distances in order.</w:t>
@@ -1501,25 +1506,25 @@
                 <w:rFonts w:ascii="Avenir Next" w:hAnsi="Avenir Next" w:cs="Avenir Next" w:eastAsia="Avenir Next"/>
                 <w:b/>
                 <w:color w:val="003A70"/>
+                <w:sz w:val="22"/>
+                <w:szCs w:val="18"/>
+              </w:rPr>
+              <w:t xml:space="preserve">Step 2</w:t>
+            </w:r>
+            <w:r>
+              <w:rPr>
+                <w:rFonts w:ascii="Avenir Next" w:hAnsi="Avenir Next" w:cs="Avenir Next" w:eastAsia="Avenir Next"/>
+                <w:color w:val="1A1A1A"/>
                 <w:sz w:val="18"/>
                 <w:szCs w:val="18"/>
               </w:rPr>
-              <w:t xml:space="preserve">Step 2</w:t>
-            </w:r>
-            <w:r>
-              <w:rPr>
-                <w:rFonts w:ascii="Avenir Next" w:hAnsi="Avenir Next" w:cs="Avenir Next" w:eastAsia="Avenir Next"/>
-                <w:color w:val="1A1A1A"/>
-                <w:sz w:val="18"/>
-                <w:szCs w:val="18"/>
-              </w:rPr>
               <w:tab/>
             </w:r>
             <w:r>
               <w:rPr>
                 <w:rFonts w:ascii="Avenir Next" w:hAnsi="Avenir Next" w:cs="Avenir Next" w:eastAsia="Avenir Next"/>
                 <w:color w:val="1A1A1A"/>
-                <w:sz w:val="21"/>
+                <w:sz w:val="22"/>
                 <w:szCs w:val="21"/>
               </w:rPr>
               <w:t xml:space="preserve">Cross off one from each end until one is left.</w:t>
@@ -1596,25 +1601,25 @@
                 <w:rFonts w:ascii="Avenir Next" w:hAnsi="Avenir Next" w:cs="Avenir Next" w:eastAsia="Avenir Next"/>
                 <w:b/>
                 <w:color w:val="1A1A1A"/>
+                <w:sz w:val="22"/>
+                <w:szCs w:val="18"/>
+              </w:rPr>
+              <w:t xml:space="preserve">Answer</w:t>
+            </w:r>
+            <w:r>
+              <w:rPr>
+                <w:rFonts w:ascii="Avenir Next" w:hAnsi="Avenir Next" w:cs="Avenir Next" w:eastAsia="Avenir Next"/>
+                <w:color w:val="1A1A1A"/>
                 <w:sz w:val="18"/>
                 <w:szCs w:val="18"/>
               </w:rPr>
-              <w:t xml:space="preserve">Answer</w:t>
-            </w:r>
-            <w:r>
-              <w:rPr>
-                <w:rFonts w:ascii="Avenir Next" w:hAnsi="Avenir Next" w:cs="Avenir Next" w:eastAsia="Avenir Next"/>
-                <w:color w:val="1A1A1A"/>
-                <w:sz w:val="18"/>
-                <w:szCs w:val="18"/>
-              </w:rPr>
               <w:tab/>
             </w:r>
             <w:r>
               <w:rPr>
                 <w:rFonts w:ascii="Avenir Next" w:hAnsi="Avenir Next" w:cs="Avenir Next" w:eastAsia="Avenir Next"/>
                 <w:color w:val="1A1A1A"/>
-                <w:sz w:val="18"/>
+                <w:sz w:val="22"/>
                 <w:szCs w:val="18"/>
               </w:rPr>
               <w:t xml:space="preserve">  miles</w:t>
@@ -1785,25 +1790,25 @@
                 <w:rFonts w:ascii="Avenir Next" w:hAnsi="Avenir Next" w:cs="Avenir Next" w:eastAsia="Avenir Next"/>
                 <w:b/>
                 <w:color w:val="003A70"/>
+                <w:sz w:val="22"/>
+                <w:szCs w:val="18"/>
+              </w:rPr>
+              <w:t xml:space="preserve">Step 1</w:t>
+            </w:r>
+            <w:r>
+              <w:rPr>
+                <w:rFonts w:ascii="Avenir Next" w:hAnsi="Avenir Next" w:cs="Avenir Next" w:eastAsia="Avenir Next"/>
+                <w:color w:val="1A1A1A"/>
                 <w:sz w:val="18"/>
                 <w:szCs w:val="18"/>
               </w:rPr>
-              <w:t xml:space="preserve">Step 1</w:t>
-            </w:r>
-            <w:r>
-              <w:rPr>
-                <w:rFonts w:ascii="Avenir Next" w:hAnsi="Avenir Next" w:cs="Avenir Next" w:eastAsia="Avenir Next"/>
-                <w:color w:val="1A1A1A"/>
-                <w:sz w:val="18"/>
-                <w:szCs w:val="18"/>
-              </w:rPr>
               <w:tab/>
             </w:r>
             <w:r>
               <w:rPr>
                 <w:rFonts w:ascii="Avenir Next" w:hAnsi="Avenir Next" w:cs="Avenir Next" w:eastAsia="Avenir Next"/>
                 <w:color w:val="1A1A1A"/>
-                <w:sz w:val="21"/>
+                <w:sz w:val="22"/>
                 <w:szCs w:val="21"/>
               </w:rPr>
               <w:t xml:space="preserve">Put the four scores in order.</w:t>
@@ -1823,25 +1828,25 @@
                 <w:rFonts w:ascii="Avenir Next" w:hAnsi="Avenir Next" w:cs="Avenir Next" w:eastAsia="Avenir Next"/>
                 <w:b/>
                 <w:color w:val="003A70"/>
+                <w:sz w:val="22"/>
+                <w:szCs w:val="18"/>
+              </w:rPr>
+              <w:t xml:space="preserve">Step 2</w:t>
+            </w:r>
+            <w:r>
+              <w:rPr>
+                <w:rFonts w:ascii="Avenir Next" w:hAnsi="Avenir Next" w:cs="Avenir Next" w:eastAsia="Avenir Next"/>
+                <w:color w:val="1A1A1A"/>
                 <w:sz w:val="18"/>
                 <w:szCs w:val="18"/>
               </w:rPr>
-              <w:t xml:space="preserve">Step 2</w:t>
-            </w:r>
-            <w:r>
-              <w:rPr>
-                <w:rFonts w:ascii="Avenir Next" w:hAnsi="Avenir Next" w:cs="Avenir Next" w:eastAsia="Avenir Next"/>
-                <w:color w:val="1A1A1A"/>
-                <w:sz w:val="18"/>
-                <w:szCs w:val="18"/>
-              </w:rPr>
               <w:tab/>
             </w:r>
             <w:r>
               <w:rPr>
                 <w:rFonts w:ascii="Avenir Next" w:hAnsi="Avenir Next" w:cs="Avenir Next" w:eastAsia="Avenir Next"/>
                 <w:color w:val="1A1A1A"/>
-                <w:sz w:val="21"/>
+                <w:sz w:val="22"/>
                 <w:szCs w:val="21"/>
               </w:rPr>
               <w:t xml:space="preserve">The median is the 3rd of 5 values. Where can 85 fit?</w:t>
@@ -1860,25 +1865,25 @@
                 <w:rFonts w:ascii="Avenir Next" w:hAnsi="Avenir Next" w:cs="Avenir Next" w:eastAsia="Avenir Next"/>
                 <w:b/>
                 <w:color w:val="1A1A1A"/>
+                <w:sz w:val="22"/>
+                <w:szCs w:val="18"/>
+              </w:rPr>
+              <w:t xml:space="preserve">Answer</w:t>
+            </w:r>
+            <w:r>
+              <w:rPr>
+                <w:rFonts w:ascii="Avenir Next" w:hAnsi="Avenir Next" w:cs="Avenir Next" w:eastAsia="Avenir Next"/>
+                <w:color w:val="1A1A1A"/>
                 <w:sz w:val="18"/>
                 <w:szCs w:val="18"/>
               </w:rPr>
-              <w:t xml:space="preserve">Answer</w:t>
-            </w:r>
-            <w:r>
-              <w:rPr>
-                <w:rFonts w:ascii="Avenir Next" w:hAnsi="Avenir Next" w:cs="Avenir Next" w:eastAsia="Avenir Next"/>
-                <w:color w:val="1A1A1A"/>
-                <w:sz w:val="18"/>
-                <w:szCs w:val="18"/>
-              </w:rPr>
               <w:tab/>
             </w:r>
             <w:r>
               <w:rPr>
                 <w:rFonts w:ascii="Avenir Next" w:hAnsi="Avenir Next" w:cs="Avenir Next" w:eastAsia="Avenir Next"/>
                 <w:color w:val="1A1A1A"/>
-                <w:sz w:val="18"/>
+                <w:sz w:val="22"/>
                 <w:szCs w:val="18"/>
               </w:rPr>
               <w:t xml:space="preserve">  points</w:t>
@@ -1992,25 +1997,25 @@
                 <w:rFonts w:ascii="Avenir Next" w:hAnsi="Avenir Next" w:cs="Avenir Next" w:eastAsia="Avenir Next"/>
                 <w:b/>
                 <w:color w:val="003A70"/>
+                <w:sz w:val="22"/>
+                <w:szCs w:val="18"/>
+              </w:rPr>
+              <w:t xml:space="preserve">Step 1</w:t>
+            </w:r>
+            <w:r>
+              <w:rPr>
+                <w:rFonts w:ascii="Avenir Next" w:hAnsi="Avenir Next" w:cs="Avenir Next" w:eastAsia="Avenir Next"/>
+                <w:color w:val="1A1A1A"/>
                 <w:sz w:val="18"/>
                 <w:szCs w:val="18"/>
               </w:rPr>
-              <w:t xml:space="preserve">Step 1</w:t>
-            </w:r>
-            <w:r>
-              <w:rPr>
-                <w:rFonts w:ascii="Avenir Next" w:hAnsi="Avenir Next" w:cs="Avenir Next" w:eastAsia="Avenir Next"/>
-                <w:color w:val="1A1A1A"/>
-                <w:sz w:val="18"/>
-                <w:szCs w:val="18"/>
-              </w:rPr>
               <w:tab/>
             </w:r>
             <w:r>
               <w:rPr>
                 <w:rFonts w:ascii="Avenir Next" w:hAnsi="Avenir Next" w:cs="Avenir Next" w:eastAsia="Avenir Next"/>
                 <w:color w:val="1A1A1A"/>
-                <w:sz w:val="21"/>
+                <w:sz w:val="22"/>
                 <w:szCs w:val="21"/>
               </w:rPr>
               <w:t xml:space="preserve">Put 12 in the middle.</w:t>
@@ -2030,25 +2035,25 @@
                 <w:rFonts w:ascii="Avenir Next" w:hAnsi="Avenir Next" w:cs="Avenir Next" w:eastAsia="Avenir Next"/>
                 <w:b/>
                 <w:color w:val="003A70"/>
+                <w:sz w:val="22"/>
+                <w:szCs w:val="18"/>
+              </w:rPr>
+              <w:t xml:space="preserve">Step 2</w:t>
+            </w:r>
+            <w:r>
+              <w:rPr>
+                <w:rFonts w:ascii="Avenir Next" w:hAnsi="Avenir Next" w:cs="Avenir Next" w:eastAsia="Avenir Next"/>
+                <w:color w:val="1A1A1A"/>
                 <w:sz w:val="18"/>
                 <w:szCs w:val="18"/>
               </w:rPr>
-              <w:t xml:space="preserve">Step 2</w:t>
-            </w:r>
-            <w:r>
-              <w:rPr>
-                <w:rFonts w:ascii="Avenir Next" w:hAnsi="Avenir Next" w:cs="Avenir Next" w:eastAsia="Avenir Next"/>
-                <w:color w:val="1A1A1A"/>
-                <w:sz w:val="18"/>
-                <w:szCs w:val="18"/>
-              </w:rPr>
               <w:tab/>
             </w:r>
             <w:r>
               <w:rPr>
                 <w:rFonts w:ascii="Avenir Next" w:hAnsi="Avenir Next" w:cs="Avenir Next" w:eastAsia="Avenir Next"/>
                 <w:color w:val="1A1A1A"/>
-                <w:sz w:val="21"/>
+                <w:sz w:val="22"/>
                 <w:szCs w:val="21"/>
               </w:rPr>
               <w:t xml:space="preserve">Write two numbers less than 12 and two numbers greater than 12.</w:t>
@@ -2067,7 +2072,7 @@
                 <w:rFonts w:ascii="Avenir Next" w:hAnsi="Avenir Next" w:cs="Avenir Next" w:eastAsia="Avenir Next"/>
                 <w:b/>
                 <w:color w:val="1A1A1A"/>
-                <w:sz w:val="18"/>
+                <w:sz w:val="22"/>
                 <w:szCs w:val="18"/>
               </w:rPr>
               <w:t xml:space="preserve">My set</w:t>
@@ -2187,7 +2192,7 @@
                 <w:rFonts w:ascii="Avenir Next" w:hAnsi="Avenir Next" w:cs="Avenir Next" w:eastAsia="Avenir Next"/>
                 <w:b/>
                 <w:color w:val="003A70"/>
-                <w:sz w:val="17"/>
+                <w:sz w:val="22"/>
                 <w:szCs w:val="17"/>
               </w:rPr>
               <w:t xml:space="preserve">Frame  </w:t>
@@ -2197,10 +2202,30 @@
                 <w:rFonts w:ascii="Avenir Next" w:hAnsi="Avenir Next" w:cs="Avenir Next" w:eastAsia="Avenir Next"/>
                 <w:i/>
                 <w:color w:val="1A1A1A"/>
+                <w:sz w:val="22"/>
+                <w:szCs w:val="18"/>
+              </w:rPr>
+              <w:t xml:space="preserve">The median </w:t>
+            </w:r>
+            <w:r>
+              <w:rPr>
+                <w:rFonts w:ascii="Avenir Next" w:hAnsi="Avenir Next" w:cs="Avenir Next" w:eastAsia="Avenir Next"/>
+                <w:color w:val="1A1A1A"/>
                 <w:sz w:val="18"/>
                 <w:szCs w:val="18"/>
-              </w:rPr>
-              <w:t xml:space="preserve">The median </w:t>
+                <w:u w:val="single"/>
+              </w:rPr>
+              <w:t xml:space="preserve">      </w:t>
+            </w:r>
+            <w:r>
+              <w:rPr>
+                <w:rFonts w:ascii="Avenir Next" w:hAnsi="Avenir Next" w:cs="Avenir Next" w:eastAsia="Avenir Next"/>
+                <w:i/>
+                <w:color w:val="1A1A1A"/>
+                <w:sz w:val="22"/>
+                <w:szCs w:val="18"/>
+              </w:rPr>
+              <w:t xml:space="preserve"> change because </w:t>
             </w:r>
             <w:r>
               <w:rPr>
@@ -2217,27 +2242,7 @@
                 <w:rFonts w:ascii="Avenir Next" w:hAnsi="Avenir Next" w:cs="Avenir Next" w:eastAsia="Avenir Next"/>
                 <w:i/>
                 <w:color w:val="1A1A1A"/>
-                <w:sz w:val="18"/>
-                <w:szCs w:val="18"/>
-              </w:rPr>
-              <w:t xml:space="preserve"> change because </w:t>
-            </w:r>
-            <w:r>
-              <w:rPr>
-                <w:rFonts w:ascii="Avenir Next" w:hAnsi="Avenir Next" w:cs="Avenir Next" w:eastAsia="Avenir Next"/>
-                <w:color w:val="1A1A1A"/>
-                <w:sz w:val="18"/>
-                <w:szCs w:val="18"/>
-                <w:u w:val="single"/>
-              </w:rPr>
-              <w:t xml:space="preserve">      </w:t>
-            </w:r>
-            <w:r>
-              <w:rPr>
-                <w:rFonts w:ascii="Avenir Next" w:hAnsi="Avenir Next" w:cs="Avenir Next" w:eastAsia="Avenir Next"/>
-                <w:i/>
-                <w:color w:val="1A1A1A"/>
-                <w:sz w:val="18"/>
+                <w:sz w:val="22"/>
                 <w:szCs w:val="18"/>
               </w:rPr>
               <w:t xml:space="preserve">.</w:t>
@@ -2366,6 +2371,7 @@
           </w:tcPr>
           <w:p>
             <w:pPr>
+              <w:pStyle w:val="Heading2"/>
               <w:spacing w:before="0" w:after="0" w:line="240" w:lineRule="auto"/>
             </w:pPr>
             <w:r>
@@ -2403,7 +2409,7 @@
               <w:rPr>
                 <w:rFonts w:ascii="Avenir Next" w:hAnsi="Avenir Next" w:cs="Avenir Next" w:eastAsia="Avenir Next"/>
                 <w:color w:val="1A1A1A"/>
-                <w:sz w:val="17"/>
+                <w:sz w:val="22"/>
                 <w:szCs w:val="17"/>
               </w:rPr>
               <w:t xml:space="preserve">  I can do this on my own</w:t>
@@ -2432,7 +2438,7 @@
               <w:rPr>
                 <w:rFonts w:ascii="Avenir Next" w:hAnsi="Avenir Next" w:cs="Avenir Next" w:eastAsia="Avenir Next"/>
                 <w:color w:val="1A1A1A"/>
-                <w:sz w:val="17"/>
+                <w:sz w:val="22"/>
                 <w:szCs w:val="17"/>
               </w:rPr>
               <w:t xml:space="preserve">  I need a little help</w:t>
@@ -2461,7 +2467,7 @@
               <w:rPr>
                 <w:rFonts w:ascii="Avenir Next" w:hAnsi="Avenir Next" w:cs="Avenir Next" w:eastAsia="Avenir Next"/>
                 <w:color w:val="1A1A1A"/>
-                <w:sz w:val="17"/>
+                <w:sz w:val="22"/>
                 <w:szCs w:val="17"/>
               </w:rPr>
               <w:t xml:space="preserve">  I have a question about #</w:t>
@@ -2499,7 +2505,7 @@
         <w:rPr>
           <w:rFonts w:ascii="Avenir Next" w:hAnsi="Avenir Next" w:cs="Avenir Next" w:eastAsia="Avenir Next"/>
           <w:color w:val="5A5F66"/>
-          <w:sz w:val="17"/>
+          <w:sz w:val="22"/>
           <w:szCs w:val="17"/>
         </w:rPr>
         <w:t xml:space="preserve">Ask 5 people at home how many letters are in their first name. Find the median.</w:t>
@@ -2582,14 +2588,15 @@
           <w:caps/>
           <w:color w:val="003A70"/>
           <w:spacing w:val="12"/>
-          <w:sz w:val="21"/>
+          <w:sz w:val="22"/>
           <w:szCs w:val="21"/>
         </w:rPr>
-        <w:t xml:space="preserve">Lesson 2-3  ·  Homework Packet  ·  Level 1  ·  Sheet 2 of 2</w:t>
+        <w:t xml:space="preserve">Lesson 2-3  ·  Homework Packet  ·  Supported  ·  Session 2 · pages 3–4</w:t>
       </w:r>
     </w:p>
     <w:p>
       <w:pPr>
+        <w:pStyle w:val="Heading1"/>
         <w:keepNext/>
         <w:spacing w:before="0" w:after="10" w:line="240" w:lineRule="auto"/>
       </w:pPr>
@@ -2615,7 +2622,7 @@
         <w:rPr>
           <w:rFonts w:ascii="Avenir Next" w:hAnsi="Avenir Next" w:cs="Avenir Next" w:eastAsia="Avenir Next"/>
           <w:color w:val="5A5F66"/>
-          <w:sz w:val="17"/>
+          <w:sz w:val="22"/>
           <w:szCs w:val="17"/>
         </w:rPr>
         <w:t xml:space="preserve">Maryland Standard 6.SP.B.5c   ·   Learning target — I can find the median of a data set with an even number of values by averaging the two middle values.</w:t>
@@ -2662,6 +2669,7 @@
           </w:tcPr>
           <w:p>
             <w:pPr>
+              <w:pStyle w:val="Heading2"/>
               <w:spacing w:before="0" w:after="40" w:line="264" w:lineRule="auto"/>
             </w:pPr>
             <w:r>
@@ -2689,25 +2697,25 @@
                 <w:rFonts w:ascii="Avenir Next" w:hAnsi="Avenir Next" w:cs="Avenir Next" w:eastAsia="Avenir Next"/>
                 <w:b/>
                 <w:color w:val="003A70"/>
+                <w:sz w:val="22"/>
+                <w:szCs w:val="18"/>
+              </w:rPr>
+              <w:t xml:space="preserve">•</w:t>
+            </w:r>
+            <w:r>
+              <w:rPr>
+                <w:rFonts w:ascii="Avenir Next" w:hAnsi="Avenir Next" w:cs="Avenir Next" w:eastAsia="Avenir Next"/>
+                <w:color w:val="1A1A1A"/>
                 <w:sz w:val="18"/>
                 <w:szCs w:val="18"/>
               </w:rPr>
-              <w:t xml:space="preserve">•</w:t>
-            </w:r>
-            <w:r>
-              <w:rPr>
-                <w:rFonts w:ascii="Avenir Next" w:hAnsi="Avenir Next" w:cs="Avenir Next" w:eastAsia="Avenir Next"/>
-                <w:color w:val="1A1A1A"/>
-                <w:sz w:val="18"/>
-                <w:szCs w:val="18"/>
-              </w:rPr>
               <w:tab/>
             </w:r>
             <w:r>
               <w:rPr>
                 <w:rFonts w:ascii="Avenir Next" w:hAnsi="Avenir Next" w:cs="Avenir Next" w:eastAsia="Avenir Next"/>
                 <w:color w:val="1A1A1A"/>
-                <w:sz w:val="18"/>
+                <w:sz w:val="22"/>
                 <w:szCs w:val="18"/>
               </w:rPr>
               <w:t xml:space="preserve">With an </w:t>
@@ -2717,7 +2725,7 @@
                 <w:rFonts w:ascii="Avenir Next" w:hAnsi="Avenir Next" w:cs="Avenir Next" w:eastAsia="Avenir Next"/>
                 <w:b/>
                 <w:color w:val="1A1A1A"/>
-                <w:sz w:val="18"/>
+                <w:sz w:val="22"/>
                 <w:szCs w:val="18"/>
               </w:rPr>
               <w:t xml:space="preserve">even</w:t>
@@ -2726,7 +2734,7 @@
               <w:rPr>
                 <w:rFonts w:ascii="Avenir Next" w:hAnsi="Avenir Next" w:cs="Avenir Next" w:eastAsia="Avenir Next"/>
                 <w:color w:val="1A1A1A"/>
-                <w:sz w:val="18"/>
+                <w:sz w:val="22"/>
                 <w:szCs w:val="18"/>
               </w:rPr>
               <w:t xml:space="preserve"> number of values, there are </w:t>
@@ -2736,7 +2744,7 @@
                 <w:rFonts w:ascii="Avenir Next" w:hAnsi="Avenir Next" w:cs="Avenir Next" w:eastAsia="Avenir Next"/>
                 <w:b/>
                 <w:color w:val="1A1A1A"/>
-                <w:sz w:val="18"/>
+                <w:sz w:val="22"/>
                 <w:szCs w:val="18"/>
               </w:rPr>
               <w:t xml:space="preserve">two middle values</w:t>
@@ -2745,7 +2753,7 @@
               <w:rPr>
                 <w:rFonts w:ascii="Avenir Next" w:hAnsi="Avenir Next" w:cs="Avenir Next" w:eastAsia="Avenir Next"/>
                 <w:color w:val="1A1A1A"/>
-                <w:sz w:val="18"/>
+                <w:sz w:val="22"/>
                 <w:szCs w:val="18"/>
               </w:rPr>
               <w:t xml:space="preserve">.</w:t>
@@ -2764,25 +2772,25 @@
                 <w:rFonts w:ascii="Avenir Next" w:hAnsi="Avenir Next" w:cs="Avenir Next" w:eastAsia="Avenir Next"/>
                 <w:b/>
                 <w:color w:val="003A70"/>
+                <w:sz w:val="22"/>
+                <w:szCs w:val="18"/>
+              </w:rPr>
+              <w:t xml:space="preserve">•</w:t>
+            </w:r>
+            <w:r>
+              <w:rPr>
+                <w:rFonts w:ascii="Avenir Next" w:hAnsi="Avenir Next" w:cs="Avenir Next" w:eastAsia="Avenir Next"/>
+                <w:color w:val="1A1A1A"/>
                 <w:sz w:val="18"/>
                 <w:szCs w:val="18"/>
               </w:rPr>
-              <w:t xml:space="preserve">•</w:t>
-            </w:r>
-            <w:r>
-              <w:rPr>
-                <w:rFonts w:ascii="Avenir Next" w:hAnsi="Avenir Next" w:cs="Avenir Next" w:eastAsia="Avenir Next"/>
-                <w:color w:val="1A1A1A"/>
-                <w:sz w:val="18"/>
-                <w:szCs w:val="18"/>
-              </w:rPr>
               <w:tab/>
             </w:r>
             <w:r>
               <w:rPr>
                 <w:rFonts w:ascii="Avenir Next" w:hAnsi="Avenir Next" w:cs="Avenir Next" w:eastAsia="Avenir Next"/>
                 <w:color w:val="1A1A1A"/>
-                <w:sz w:val="18"/>
+                <w:sz w:val="22"/>
                 <w:szCs w:val="18"/>
               </w:rPr>
               <w:t xml:space="preserve">The median is halfway between them: </w:t>
@@ -2792,7 +2800,7 @@
                 <w:rFonts w:ascii="Avenir Next" w:hAnsi="Avenir Next" w:cs="Avenir Next" w:eastAsia="Avenir Next"/>
                 <w:b/>
                 <w:color w:val="1A1A1A"/>
-                <w:sz w:val="18"/>
+                <w:sz w:val="22"/>
                 <w:szCs w:val="18"/>
               </w:rPr>
               <w:t xml:space="preserve">add the two, then divide by 2</w:t>
@@ -2801,7 +2809,7 @@
               <w:rPr>
                 <w:rFonts w:ascii="Avenir Next" w:hAnsi="Avenir Next" w:cs="Avenir Next" w:eastAsia="Avenir Next"/>
                 <w:color w:val="1A1A1A"/>
-                <w:sz w:val="18"/>
+                <w:sz w:val="22"/>
                 <w:szCs w:val="18"/>
               </w:rPr>
               <w:t xml:space="preserve">.</w:t>
@@ -2820,25 +2828,25 @@
                 <w:rFonts w:ascii="Avenir Next" w:hAnsi="Avenir Next" w:cs="Avenir Next" w:eastAsia="Avenir Next"/>
                 <w:b/>
                 <w:color w:val="003A70"/>
+                <w:sz w:val="22"/>
+                <w:szCs w:val="18"/>
+              </w:rPr>
+              <w:t xml:space="preserve">•</w:t>
+            </w:r>
+            <w:r>
+              <w:rPr>
+                <w:rFonts w:ascii="Avenir Next" w:hAnsi="Avenir Next" w:cs="Avenir Next" w:eastAsia="Avenir Next"/>
+                <w:color w:val="1A1A1A"/>
                 <w:sz w:val="18"/>
                 <w:szCs w:val="18"/>
               </w:rPr>
-              <w:t xml:space="preserve">•</w:t>
-            </w:r>
-            <w:r>
-              <w:rPr>
-                <w:rFonts w:ascii="Avenir Next" w:hAnsi="Avenir Next" w:cs="Avenir Next" w:eastAsia="Avenir Next"/>
-                <w:color w:val="1A1A1A"/>
-                <w:sz w:val="18"/>
-                <w:szCs w:val="18"/>
-              </w:rPr>
               <w:tab/>
             </w:r>
             <w:r>
               <w:rPr>
                 <w:rFonts w:ascii="Avenir Next" w:hAnsi="Avenir Next" w:cs="Avenir Next" w:eastAsia="Avenir Next"/>
                 <w:color w:val="1A1A1A"/>
-                <w:sz w:val="18"/>
+                <w:sz w:val="22"/>
                 <w:szCs w:val="18"/>
               </w:rPr>
               <w:t xml:space="preserve">The median does not have to be a data value.</w:t>
@@ -2853,6 +2861,7 @@
           </w:tcPr>
           <w:p>
             <w:pPr>
+              <w:pStyle w:val="Heading2"/>
               <w:spacing w:before="0" w:after="40" w:line="264" w:lineRule="auto"/>
             </w:pPr>
             <w:r>
@@ -2875,7 +2884,7 @@
               <w:rPr>
                 <w:rFonts w:ascii="Avenir Next" w:hAnsi="Avenir Next" w:cs="Avenir Next" w:eastAsia="Avenir Next"/>
                 <w:color w:val="1A1A1A"/>
-                <w:sz w:val="17"/>
+                <w:sz w:val="22"/>
                 <w:szCs w:val="17"/>
               </w:rPr>
               <w:t xml:space="preserve">Find the median of 12, 7, 15, 10, 20, 9.</w:t>
@@ -2894,25 +2903,25 @@
                 <w:rFonts w:ascii="Avenir Next" w:hAnsi="Avenir Next" w:cs="Avenir Next" w:eastAsia="Avenir Next"/>
                 <w:b/>
                 <w:color w:val="003A70"/>
+                <w:sz w:val="22"/>
+                <w:szCs w:val="17"/>
+              </w:rPr>
+              <w:t xml:space="preserve">Step 1</w:t>
+            </w:r>
+            <w:r>
+              <w:rPr>
+                <w:rFonts w:ascii="Avenir Next" w:hAnsi="Avenir Next" w:cs="Avenir Next" w:eastAsia="Avenir Next"/>
+                <w:color w:val="1A1A1A"/>
                 <w:sz w:val="17"/>
                 <w:szCs w:val="17"/>
               </w:rPr>
-              <w:t xml:space="preserve">Step 1</w:t>
-            </w:r>
-            <w:r>
-              <w:rPr>
-                <w:rFonts w:ascii="Avenir Next" w:hAnsi="Avenir Next" w:cs="Avenir Next" w:eastAsia="Avenir Next"/>
-                <w:color w:val="1A1A1A"/>
-                <w:sz w:val="17"/>
-                <w:szCs w:val="17"/>
-              </w:rPr>
               <w:tab/>
             </w:r>
             <w:r>
               <w:rPr>
                 <w:rFonts w:ascii="Avenir Next" w:hAnsi="Avenir Next" w:cs="Avenir Next" w:eastAsia="Avenir Next"/>
                 <w:color w:val="1A1A1A"/>
-                <w:sz w:val="17"/>
+                <w:sz w:val="22"/>
                 <w:szCs w:val="17"/>
               </w:rPr>
               <w:t xml:space="preserve">Order: 7, 9, 10, 12, 15, 20</w:t>
@@ -2931,25 +2940,25 @@
                 <w:rFonts w:ascii="Avenir Next" w:hAnsi="Avenir Next" w:cs="Avenir Next" w:eastAsia="Avenir Next"/>
                 <w:b/>
                 <w:color w:val="003A70"/>
+                <w:sz w:val="22"/>
+                <w:szCs w:val="17"/>
+              </w:rPr>
+              <w:t xml:space="preserve">Step 2</w:t>
+            </w:r>
+            <w:r>
+              <w:rPr>
+                <w:rFonts w:ascii="Avenir Next" w:hAnsi="Avenir Next" w:cs="Avenir Next" w:eastAsia="Avenir Next"/>
+                <w:color w:val="1A1A1A"/>
                 <w:sz w:val="17"/>
                 <w:szCs w:val="17"/>
               </w:rPr>
-              <w:t xml:space="preserve">Step 2</w:t>
-            </w:r>
-            <w:r>
-              <w:rPr>
-                <w:rFonts w:ascii="Avenir Next" w:hAnsi="Avenir Next" w:cs="Avenir Next" w:eastAsia="Avenir Next"/>
-                <w:color w:val="1A1A1A"/>
-                <w:sz w:val="17"/>
-                <w:szCs w:val="17"/>
-              </w:rPr>
               <w:tab/>
             </w:r>
             <w:r>
               <w:rPr>
                 <w:rFonts w:ascii="Avenir Next" w:hAnsi="Avenir Next" w:cs="Avenir Next" w:eastAsia="Avenir Next"/>
                 <w:color w:val="1A1A1A"/>
-                <w:sz w:val="17"/>
+                <w:sz w:val="22"/>
                 <w:szCs w:val="17"/>
               </w:rPr>
               <w:t xml:space="preserve">Two middle values: 10 and 12</w:t>
@@ -2968,25 +2977,25 @@
                 <w:rFonts w:ascii="Avenir Next" w:hAnsi="Avenir Next" w:cs="Avenir Next" w:eastAsia="Avenir Next"/>
                 <w:b/>
                 <w:color w:val="003A70"/>
+                <w:sz w:val="22"/>
+                <w:szCs w:val="17"/>
+              </w:rPr>
+              <w:t xml:space="preserve">Step 3</w:t>
+            </w:r>
+            <w:r>
+              <w:rPr>
+                <w:rFonts w:ascii="Avenir Next" w:hAnsi="Avenir Next" w:cs="Avenir Next" w:eastAsia="Avenir Next"/>
+                <w:color w:val="1A1A1A"/>
                 <w:sz w:val="17"/>
                 <w:szCs w:val="17"/>
               </w:rPr>
-              <w:t xml:space="preserve">Step 3</w:t>
-            </w:r>
-            <w:r>
-              <w:rPr>
-                <w:rFonts w:ascii="Avenir Next" w:hAnsi="Avenir Next" w:cs="Avenir Next" w:eastAsia="Avenir Next"/>
-                <w:color w:val="1A1A1A"/>
-                <w:sz w:val="17"/>
-                <w:szCs w:val="17"/>
-              </w:rPr>
               <w:tab/>
             </w:r>
             <w:r>
               <w:rPr>
                 <w:rFonts w:ascii="Avenir Next" w:hAnsi="Avenir Next" w:cs="Avenir Next" w:eastAsia="Avenir Next"/>
                 <w:color w:val="1A1A1A"/>
-                <w:sz w:val="17"/>
+                <w:sz w:val="22"/>
                 <w:szCs w:val="17"/>
               </w:rPr>
               <w:t xml:space="preserve">(10 + 12) ÷ 2 = 22 ÷ 2 = 11</w:t>
@@ -3005,18 +3014,18 @@
                 <w:rFonts w:ascii="Avenir Next" w:hAnsi="Avenir Next" w:cs="Avenir Next" w:eastAsia="Avenir Next"/>
                 <w:b/>
                 <w:color w:val="1A1A1A"/>
+                <w:sz w:val="22"/>
+                <w:szCs w:val="17"/>
+              </w:rPr>
+              <w:t xml:space="preserve">Answer</w:t>
+            </w:r>
+            <w:r>
+              <w:rPr>
+                <w:rFonts w:ascii="Avenir Next" w:hAnsi="Avenir Next" w:cs="Avenir Next" w:eastAsia="Avenir Next"/>
+                <w:color w:val="1A1A1A"/>
                 <w:sz w:val="17"/>
                 <w:szCs w:val="17"/>
               </w:rPr>
-              <w:t xml:space="preserve">Answer</w:t>
-            </w:r>
-            <w:r>
-              <w:rPr>
-                <w:rFonts w:ascii="Avenir Next" w:hAnsi="Avenir Next" w:cs="Avenir Next" w:eastAsia="Avenir Next"/>
-                <w:color w:val="1A1A1A"/>
-                <w:sz w:val="17"/>
-                <w:szCs w:val="17"/>
-              </w:rPr>
               <w:tab/>
             </w:r>
             <w:r>
@@ -3024,7 +3033,7 @@
                 <w:rFonts w:ascii="Avenir Next" w:hAnsi="Avenir Next" w:cs="Avenir Next" w:eastAsia="Avenir Next"/>
                 <w:b/>
                 <w:color w:val="1A1A1A"/>
-                <w:sz w:val="17"/>
+                <w:sz w:val="22"/>
                 <w:szCs w:val="17"/>
               </w:rPr>
               <w:t xml:space="preserve">Median = 11</w:t>
@@ -3074,6 +3083,7 @@
           </w:tcPr>
           <w:p>
             <w:pPr>
+              <w:pStyle w:val="Heading2"/>
               <w:spacing w:before="0" w:after="40" w:line="264" w:lineRule="auto"/>
             </w:pPr>
             <w:r>
@@ -3097,7 +3107,7 @@
                 <w:rFonts w:ascii="Avenir Next" w:hAnsi="Avenir Next" w:cs="Avenir Next" w:eastAsia="Avenir Next"/>
                 <w:b/>
                 <w:color w:val="1A1A1A"/>
-                <w:sz w:val="21"/>
+                <w:sz w:val="22"/>
                 <w:szCs w:val="21"/>
               </w:rPr>
               <w:t xml:space="preserve">median</w:t>
@@ -3106,7 +3116,7 @@
               <w:rPr>
                 <w:rFonts w:ascii="Avenir Next" w:hAnsi="Avenir Next" w:cs="Avenir Next" w:eastAsia="Avenir Next"/>
                 <w:color w:val="5A5F66"/>
-                <w:sz w:val="21"/>
+                <w:sz w:val="22"/>
                 <w:szCs w:val="21"/>
               </w:rPr>
               <w:t xml:space="preserve"> — </w:t>
@@ -3115,7 +3125,7 @@
               <w:rPr>
                 <w:rFonts w:ascii="Avenir Next" w:hAnsi="Avenir Next" w:cs="Avenir Next" w:eastAsia="Avenir Next"/>
                 <w:color w:val="1A1A1A"/>
-                <w:sz w:val="21"/>
+                <w:sz w:val="22"/>
                 <w:szCs w:val="21"/>
               </w:rPr>
               <w:t xml:space="preserve">the middle number</w:t>
@@ -3130,7 +3140,7 @@
                 <w:rFonts w:ascii="Avenir Next" w:hAnsi="Avenir Next" w:cs="Avenir Next" w:eastAsia="Avenir Next"/>
                 <w:b/>
                 <w:color w:val="1A1A1A"/>
-                <w:sz w:val="21"/>
+                <w:sz w:val="22"/>
                 <w:szCs w:val="21"/>
               </w:rPr>
               <w:t xml:space="preserve">middle values</w:t>
@@ -3139,7 +3149,7 @@
               <w:rPr>
                 <w:rFonts w:ascii="Avenir Next" w:hAnsi="Avenir Next" w:cs="Avenir Next" w:eastAsia="Avenir Next"/>
                 <w:color w:val="5A5F66"/>
-                <w:sz w:val="21"/>
+                <w:sz w:val="22"/>
                 <w:szCs w:val="21"/>
               </w:rPr>
               <w:t xml:space="preserve"> — </w:t>
@@ -3148,7 +3158,7 @@
               <w:rPr>
                 <w:rFonts w:ascii="Avenir Next" w:hAnsi="Avenir Next" w:cs="Avenir Next" w:eastAsia="Avenir Next"/>
                 <w:color w:val="1A1A1A"/>
-                <w:sz w:val="21"/>
+                <w:sz w:val="22"/>
                 <w:szCs w:val="21"/>
               </w:rPr>
               <w:t xml:space="preserve">the two numbers in the middle</w:t>
@@ -3174,7 +3184,7 @@
                 <w:rFonts w:ascii="Avenir Next" w:hAnsi="Avenir Next" w:cs="Avenir Next" w:eastAsia="Avenir Next"/>
                 <w:b/>
                 <w:color w:val="1A1A1A"/>
-                <w:sz w:val="21"/>
+                <w:sz w:val="22"/>
                 <w:szCs w:val="21"/>
               </w:rPr>
               <w:t xml:space="preserve">average</w:t>
@@ -3183,7 +3193,7 @@
               <w:rPr>
                 <w:rFonts w:ascii="Avenir Next" w:hAnsi="Avenir Next" w:cs="Avenir Next" w:eastAsia="Avenir Next"/>
                 <w:color w:val="5A5F66"/>
-                <w:sz w:val="21"/>
+                <w:sz w:val="22"/>
                 <w:szCs w:val="21"/>
               </w:rPr>
               <w:t xml:space="preserve"> — </w:t>
@@ -3192,7 +3202,7 @@
               <w:rPr>
                 <w:rFonts w:ascii="Avenir Next" w:hAnsi="Avenir Next" w:cs="Avenir Next" w:eastAsia="Avenir Next"/>
                 <w:color w:val="1A1A1A"/>
-                <w:sz w:val="21"/>
+                <w:sz w:val="22"/>
                 <w:szCs w:val="21"/>
               </w:rPr>
               <w:t xml:space="preserve">add, then divide by 2</w:t>
@@ -3203,6 +3213,7 @@
     </w:tbl>
     <w:p>
       <w:pPr>
+        <w:pStyle w:val="Heading2"/>
         <w:keepNext/>
         <w:pBdr>
           <w:bottom w:val="single" w:sz="8" w:space="3" w:color="003A70"/>
@@ -3218,7 +3229,7 @@
           <w:b/>
           <w:color w:val="003A70"/>
           <w:spacing w:val="14"/>
-          <w:sz w:val="21"/>
+          <w:sz w:val="22"/>
           <w:szCs w:val="21"/>
         </w:rPr>
         <w:t xml:space="preserve">PRACTICE</w:t>
@@ -3237,7 +3248,7 @@
           <w:rFonts w:ascii="Avenir Next" w:hAnsi="Avenir Next" w:cs="Avenir Next" w:eastAsia="Avenir Next"/>
           <w:i/>
           <w:color w:val="5A5F66"/>
-          <w:sz w:val="17"/>
+          <w:sz w:val="22"/>
           <w:szCs w:val="17"/>
         </w:rPr>
         <w:t xml:space="preserve">show your work · label units</w:t>
@@ -3333,25 +3344,25 @@
                 <w:rFonts w:ascii="Avenir Next" w:hAnsi="Avenir Next" w:cs="Avenir Next" w:eastAsia="Avenir Next"/>
                 <w:b/>
                 <w:color w:val="003A70"/>
+                <w:sz w:val="22"/>
+                <w:szCs w:val="18"/>
+              </w:rPr>
+              <w:t xml:space="preserve">Step 1</w:t>
+            </w:r>
+            <w:r>
+              <w:rPr>
+                <w:rFonts w:ascii="Avenir Next" w:hAnsi="Avenir Next" w:cs="Avenir Next" w:eastAsia="Avenir Next"/>
+                <w:color w:val="1A1A1A"/>
                 <w:sz w:val="18"/>
                 <w:szCs w:val="18"/>
               </w:rPr>
-              <w:t xml:space="preserve">Step 1</w:t>
-            </w:r>
-            <w:r>
-              <w:rPr>
-                <w:rFonts w:ascii="Avenir Next" w:hAnsi="Avenir Next" w:cs="Avenir Next" w:eastAsia="Avenir Next"/>
-                <w:color w:val="1A1A1A"/>
-                <w:sz w:val="18"/>
-                <w:szCs w:val="18"/>
-              </w:rPr>
               <w:tab/>
             </w:r>
             <w:r>
               <w:rPr>
                 <w:rFonts w:ascii="Avenir Next" w:hAnsi="Avenir Next" w:cs="Avenir Next" w:eastAsia="Avenir Next"/>
                 <w:color w:val="1A1A1A"/>
-                <w:sz w:val="21"/>
+                <w:sz w:val="22"/>
                 <w:szCs w:val="21"/>
               </w:rPr>
               <w:t xml:space="preserve">Order the numbers.</w:t>
@@ -3371,25 +3382,25 @@
                 <w:rFonts w:ascii="Avenir Next" w:hAnsi="Avenir Next" w:cs="Avenir Next" w:eastAsia="Avenir Next"/>
                 <w:b/>
                 <w:color w:val="003A70"/>
+                <w:sz w:val="22"/>
+                <w:szCs w:val="18"/>
+              </w:rPr>
+              <w:t xml:space="preserve">Step 2</w:t>
+            </w:r>
+            <w:r>
+              <w:rPr>
+                <w:rFonts w:ascii="Avenir Next" w:hAnsi="Avenir Next" w:cs="Avenir Next" w:eastAsia="Avenir Next"/>
+                <w:color w:val="1A1A1A"/>
                 <w:sz w:val="18"/>
                 <w:szCs w:val="18"/>
               </w:rPr>
-              <w:t xml:space="preserve">Step 2</w:t>
-            </w:r>
-            <w:r>
-              <w:rPr>
-                <w:rFonts w:ascii="Avenir Next" w:hAnsi="Avenir Next" w:cs="Avenir Next" w:eastAsia="Avenir Next"/>
-                <w:color w:val="1A1A1A"/>
-                <w:sz w:val="18"/>
-                <w:szCs w:val="18"/>
-              </w:rPr>
               <w:tab/>
             </w:r>
             <w:r>
               <w:rPr>
                 <w:rFonts w:ascii="Avenir Next" w:hAnsi="Avenir Next" w:cs="Avenir Next" w:eastAsia="Avenir Next"/>
                 <w:color w:val="1A1A1A"/>
-                <w:sz w:val="21"/>
+                <w:sz w:val="22"/>
                 <w:szCs w:val="21"/>
               </w:rPr>
               <w:t xml:space="preserve">Find the two middle numbers.</w:t>
@@ -3409,25 +3420,25 @@
                 <w:rFonts w:ascii="Avenir Next" w:hAnsi="Avenir Next" w:cs="Avenir Next" w:eastAsia="Avenir Next"/>
                 <w:b/>
                 <w:color w:val="003A70"/>
+                <w:sz w:val="22"/>
+                <w:szCs w:val="18"/>
+              </w:rPr>
+              <w:t xml:space="preserve">Step 3</w:t>
+            </w:r>
+            <w:r>
+              <w:rPr>
+                <w:rFonts w:ascii="Avenir Next" w:hAnsi="Avenir Next" w:cs="Avenir Next" w:eastAsia="Avenir Next"/>
+                <w:color w:val="1A1A1A"/>
                 <w:sz w:val="18"/>
                 <w:szCs w:val="18"/>
               </w:rPr>
-              <w:t xml:space="preserve">Step 3</w:t>
-            </w:r>
-            <w:r>
-              <w:rPr>
-                <w:rFonts w:ascii="Avenir Next" w:hAnsi="Avenir Next" w:cs="Avenir Next" w:eastAsia="Avenir Next"/>
-                <w:color w:val="1A1A1A"/>
-                <w:sz w:val="18"/>
-                <w:szCs w:val="18"/>
-              </w:rPr>
               <w:tab/>
             </w:r>
             <w:r>
               <w:rPr>
                 <w:rFonts w:ascii="Avenir Next" w:hAnsi="Avenir Next" w:cs="Avenir Next" w:eastAsia="Avenir Next"/>
                 <w:color w:val="1A1A1A"/>
-                <w:sz w:val="21"/>
+                <w:sz w:val="22"/>
                 <w:szCs w:val="21"/>
               </w:rPr>
               <w:t xml:space="preserve">Add them and divide by 2.</w:t>
@@ -4112,7 +4123,7 @@
                     <w:drawing>
                       <wp:inline distT="0" distB="0" distL="0" distR="0">
                         <wp:extent cx="2743200" cy="1188720"/>
-                        <wp:docPr id="2" name="Figure 2"/>
+                        <wp:docPr id="2" name="Figure 2" descr="Dot plot. Horizontal axis: Number of Cousins, 0 to 6, ticks every 1. Dots by value: 0: 2; 1: 3; 2: 2; 3: 2; 5: 1"/>
                         <a:graphic xmlns:a="http://schemas.openxmlformats.org/drawingml/2006/main">
                           <a:graphicData uri="http://schemas.openxmlformats.org/drawingml/2006/picture">
                             <pic:pic xmlns:pic="http://schemas.openxmlformats.org/drawingml/2006/picture">
@@ -4258,25 +4269,25 @@
                 <w:rFonts w:ascii="Avenir Next" w:hAnsi="Avenir Next" w:cs="Avenir Next" w:eastAsia="Avenir Next"/>
                 <w:b/>
                 <w:color w:val="003A70"/>
+                <w:sz w:val="22"/>
+                <w:szCs w:val="18"/>
+              </w:rPr>
+              <w:t xml:space="preserve">Step 1</w:t>
+            </w:r>
+            <w:r>
+              <w:rPr>
+                <w:rFonts w:ascii="Avenir Next" w:hAnsi="Avenir Next" w:cs="Avenir Next" w:eastAsia="Avenir Next"/>
+                <w:color w:val="1A1A1A"/>
                 <w:sz w:val="18"/>
                 <w:szCs w:val="18"/>
               </w:rPr>
-              <w:t xml:space="preserve">Step 1</w:t>
-            </w:r>
-            <w:r>
-              <w:rPr>
-                <w:rFonts w:ascii="Avenir Next" w:hAnsi="Avenir Next" w:cs="Avenir Next" w:eastAsia="Avenir Next"/>
-                <w:color w:val="1A1A1A"/>
-                <w:sz w:val="18"/>
-                <w:szCs w:val="18"/>
-              </w:rPr>
               <w:tab/>
             </w:r>
             <w:r>
               <w:rPr>
                 <w:rFonts w:ascii="Avenir Next" w:hAnsi="Avenir Next" w:cs="Avenir Next" w:eastAsia="Avenir Next"/>
                 <w:color w:val="1A1A1A"/>
-                <w:sz w:val="21"/>
+                <w:sz w:val="22"/>
                 <w:szCs w:val="21"/>
               </w:rPr>
               <w:t xml:space="preserve">Order the six weights.</w:t>
@@ -4296,25 +4307,25 @@
                 <w:rFonts w:ascii="Avenir Next" w:hAnsi="Avenir Next" w:cs="Avenir Next" w:eastAsia="Avenir Next"/>
                 <w:b/>
                 <w:color w:val="003A70"/>
+                <w:sz w:val="22"/>
+                <w:szCs w:val="18"/>
+              </w:rPr>
+              <w:t xml:space="preserve">Step 2</w:t>
+            </w:r>
+            <w:r>
+              <w:rPr>
+                <w:rFonts w:ascii="Avenir Next" w:hAnsi="Avenir Next" w:cs="Avenir Next" w:eastAsia="Avenir Next"/>
+                <w:color w:val="1A1A1A"/>
                 <w:sz w:val="18"/>
                 <w:szCs w:val="18"/>
               </w:rPr>
-              <w:t xml:space="preserve">Step 2</w:t>
-            </w:r>
-            <w:r>
-              <w:rPr>
-                <w:rFonts w:ascii="Avenir Next" w:hAnsi="Avenir Next" w:cs="Avenir Next" w:eastAsia="Avenir Next"/>
-                <w:color w:val="1A1A1A"/>
-                <w:sz w:val="18"/>
-                <w:szCs w:val="18"/>
-              </w:rPr>
               <w:tab/>
             </w:r>
             <w:r>
               <w:rPr>
                 <w:rFonts w:ascii="Avenir Next" w:hAnsi="Avenir Next" w:cs="Avenir Next" w:eastAsia="Avenir Next"/>
                 <w:color w:val="1A1A1A"/>
-                <w:sz w:val="21"/>
+                <w:sz w:val="22"/>
                 <w:szCs w:val="21"/>
               </w:rPr>
               <w:t xml:space="preserve">Average the two middle weights.</w:t>
@@ -4333,25 +4344,25 @@
                 <w:rFonts w:ascii="Avenir Next" w:hAnsi="Avenir Next" w:cs="Avenir Next" w:eastAsia="Avenir Next"/>
                 <w:b/>
                 <w:color w:val="1A1A1A"/>
+                <w:sz w:val="22"/>
+                <w:szCs w:val="18"/>
+              </w:rPr>
+              <w:t xml:space="preserve">Answer</w:t>
+            </w:r>
+            <w:r>
+              <w:rPr>
+                <w:rFonts w:ascii="Avenir Next" w:hAnsi="Avenir Next" w:cs="Avenir Next" w:eastAsia="Avenir Next"/>
+                <w:color w:val="1A1A1A"/>
                 <w:sz w:val="18"/>
                 <w:szCs w:val="18"/>
               </w:rPr>
-              <w:t xml:space="preserve">Answer</w:t>
-            </w:r>
-            <w:r>
-              <w:rPr>
-                <w:rFonts w:ascii="Avenir Next" w:hAnsi="Avenir Next" w:cs="Avenir Next" w:eastAsia="Avenir Next"/>
-                <w:color w:val="1A1A1A"/>
-                <w:sz w:val="18"/>
-                <w:szCs w:val="18"/>
-              </w:rPr>
               <w:tab/>
             </w:r>
             <w:r>
               <w:rPr>
                 <w:rFonts w:ascii="Avenir Next" w:hAnsi="Avenir Next" w:cs="Avenir Next" w:eastAsia="Avenir Next"/>
                 <w:color w:val="1A1A1A"/>
-                <w:sz w:val="18"/>
+                <w:sz w:val="22"/>
                 <w:szCs w:val="18"/>
               </w:rPr>
               <w:t xml:space="preserve">  pounds</w:t>
@@ -4484,25 +4495,25 @@
                 <w:rFonts w:ascii="Avenir Next" w:hAnsi="Avenir Next" w:cs="Avenir Next" w:eastAsia="Avenir Next"/>
                 <w:b/>
                 <w:color w:val="003A70"/>
+                <w:sz w:val="22"/>
+                <w:szCs w:val="18"/>
+              </w:rPr>
+              <w:t xml:space="preserve">Step 1</w:t>
+            </w:r>
+            <w:r>
+              <w:rPr>
+                <w:rFonts w:ascii="Avenir Next" w:hAnsi="Avenir Next" w:cs="Avenir Next" w:eastAsia="Avenir Next"/>
+                <w:color w:val="1A1A1A"/>
                 <w:sz w:val="18"/>
                 <w:szCs w:val="18"/>
               </w:rPr>
-              <w:t xml:space="preserve">Step 1</w:t>
-            </w:r>
-            <w:r>
-              <w:rPr>
-                <w:rFonts w:ascii="Avenir Next" w:hAnsi="Avenir Next" w:cs="Avenir Next" w:eastAsia="Avenir Next"/>
-                <w:color w:val="1A1A1A"/>
-                <w:sz w:val="18"/>
-                <w:szCs w:val="18"/>
-              </w:rPr>
               <w:tab/>
             </w:r>
             <w:r>
               <w:rPr>
                 <w:rFonts w:ascii="Avenir Next" w:hAnsi="Avenir Next" w:cs="Avenir Next" w:eastAsia="Avenir Next"/>
                 <w:color w:val="1A1A1A"/>
-                <w:sz w:val="21"/>
+                <w:sz w:val="22"/>
                 <w:szCs w:val="21"/>
               </w:rPr>
               <w:t xml:space="preserve">The median is 12, so the two middle numbers add to 12 × 2.</w:t>
@@ -4522,25 +4533,25 @@
                 <w:rFonts w:ascii="Avenir Next" w:hAnsi="Avenir Next" w:cs="Avenir Next" w:eastAsia="Avenir Next"/>
                 <w:b/>
                 <w:color w:val="003A70"/>
+                <w:sz w:val="22"/>
+                <w:szCs w:val="18"/>
+              </w:rPr>
+              <w:t xml:space="preserve">Step 2</w:t>
+            </w:r>
+            <w:r>
+              <w:rPr>
+                <w:rFonts w:ascii="Avenir Next" w:hAnsi="Avenir Next" w:cs="Avenir Next" w:eastAsia="Avenir Next"/>
+                <w:color w:val="1A1A1A"/>
                 <w:sz w:val="18"/>
                 <w:szCs w:val="18"/>
               </w:rPr>
-              <w:t xml:space="preserve">Step 2</w:t>
-            </w:r>
-            <w:r>
-              <w:rPr>
-                <w:rFonts w:ascii="Avenir Next" w:hAnsi="Avenir Next" w:cs="Avenir Next" w:eastAsia="Avenir Next"/>
-                <w:color w:val="1A1A1A"/>
-                <w:sz w:val="18"/>
-                <w:szCs w:val="18"/>
-              </w:rPr>
               <w:tab/>
             </w:r>
             <w:r>
               <w:rPr>
                 <w:rFonts w:ascii="Avenir Next" w:hAnsi="Avenir Next" w:cs="Avenir Next" w:eastAsia="Avenir Next"/>
                 <w:color w:val="1A1A1A"/>
-                <w:sz w:val="21"/>
+                <w:sz w:val="22"/>
                 <w:szCs w:val="21"/>
               </w:rPr>
               <w:t xml:space="preserve">Subtract 10 from that sum.</w:t>
@@ -4559,7 +4570,7 @@
                 <w:rFonts w:ascii="Avenir Next" w:hAnsi="Avenir Next" w:cs="Avenir Next" w:eastAsia="Avenir Next"/>
                 <w:b/>
                 <w:color w:val="1A1A1A"/>
-                <w:sz w:val="18"/>
+                <w:sz w:val="22"/>
                 <w:szCs w:val="18"/>
               </w:rPr>
               <w:t xml:space="preserve">Missing value</w:t>
@@ -4679,7 +4690,7 @@
                 <w:rFonts w:ascii="Avenir Next" w:hAnsi="Avenir Next" w:cs="Avenir Next" w:eastAsia="Avenir Next"/>
                 <w:b/>
                 <w:color w:val="003A70"/>
-                <w:sz w:val="17"/>
+                <w:sz w:val="22"/>
                 <w:szCs w:val="17"/>
               </w:rPr>
               <w:t xml:space="preserve">Frame  </w:t>
@@ -4689,10 +4700,30 @@
                 <w:rFonts w:ascii="Avenir Next" w:hAnsi="Avenir Next" w:cs="Avenir Next" w:eastAsia="Avenir Next"/>
                 <w:i/>
                 <w:color w:val="1A1A1A"/>
+                <w:sz w:val="22"/>
+                <w:szCs w:val="18"/>
+              </w:rPr>
+              <w:t xml:space="preserve">Ana forgot to </w:t>
+            </w:r>
+            <w:r>
+              <w:rPr>
+                <w:rFonts w:ascii="Avenir Next" w:hAnsi="Avenir Next" w:cs="Avenir Next" w:eastAsia="Avenir Next"/>
+                <w:color w:val="1A1A1A"/>
                 <w:sz w:val="18"/>
                 <w:szCs w:val="18"/>
-              </w:rPr>
-              <w:t xml:space="preserve">Ana forgot to </w:t>
+                <w:u w:val="single"/>
+              </w:rPr>
+              <w:t xml:space="preserve">      </w:t>
+            </w:r>
+            <w:r>
+              <w:rPr>
+                <w:rFonts w:ascii="Avenir Next" w:hAnsi="Avenir Next" w:cs="Avenir Next" w:eastAsia="Avenir Next"/>
+                <w:i/>
+                <w:color w:val="1A1A1A"/>
+                <w:sz w:val="22"/>
+                <w:szCs w:val="18"/>
+              </w:rPr>
+              <w:t xml:space="preserve">. The correct median is </w:t>
             </w:r>
             <w:r>
               <w:rPr>
@@ -4709,27 +4740,7 @@
                 <w:rFonts w:ascii="Avenir Next" w:hAnsi="Avenir Next" w:cs="Avenir Next" w:eastAsia="Avenir Next"/>
                 <w:i/>
                 <w:color w:val="1A1A1A"/>
-                <w:sz w:val="18"/>
-                <w:szCs w:val="18"/>
-              </w:rPr>
-              <w:t xml:space="preserve">. The correct median is </w:t>
-            </w:r>
-            <w:r>
-              <w:rPr>
-                <w:rFonts w:ascii="Avenir Next" w:hAnsi="Avenir Next" w:cs="Avenir Next" w:eastAsia="Avenir Next"/>
-                <w:color w:val="1A1A1A"/>
-                <w:sz w:val="18"/>
-                <w:szCs w:val="18"/>
-                <w:u w:val="single"/>
-              </w:rPr>
-              <w:t xml:space="preserve">      </w:t>
-            </w:r>
-            <w:r>
-              <w:rPr>
-                <w:rFonts w:ascii="Avenir Next" w:hAnsi="Avenir Next" w:cs="Avenir Next" w:eastAsia="Avenir Next"/>
-                <w:i/>
-                <w:color w:val="1A1A1A"/>
-                <w:sz w:val="18"/>
+                <w:sz w:val="22"/>
                 <w:szCs w:val="18"/>
               </w:rPr>
               <w:t xml:space="preserve">.</w:t>
@@ -4816,6 +4827,7 @@
     </w:p>
     <w:p>
       <w:pPr>
+        <w:pStyle w:val="Heading2"/>
         <w:keepNext/>
         <w:pBdr>
           <w:bottom w:val="single" w:sz="8" w:space="3" w:color="003A70"/>
@@ -4831,7 +4843,7 @@
           <w:b/>
           <w:color w:val="003A70"/>
           <w:spacing w:val="14"/>
-          <w:sz w:val="21"/>
+          <w:sz w:val="22"/>
           <w:szCs w:val="21"/>
         </w:rPr>
         <w:t xml:space="preserve">TEST PRACTICE</w:t>
@@ -4850,7 +4862,7 @@
           <w:rFonts w:ascii="Avenir Next" w:hAnsi="Avenir Next" w:cs="Avenir Next" w:eastAsia="Avenir Next"/>
           <w:i/>
           <w:color w:val="5A5F66"/>
-          <w:sz w:val="17"/>
+          <w:sz w:val="22"/>
           <w:szCs w:val="17"/>
         </w:rPr>
         <w:t xml:space="preserve">choose the best answer</w:t>
@@ -4982,25 +4994,25 @@
                       <w:rFonts w:ascii="Avenir Next" w:hAnsi="Avenir Next" w:cs="Avenir Next" w:eastAsia="Avenir Next"/>
                       <w:b/>
                       <w:color w:val="003A70"/>
+                      <w:sz w:val="22"/>
+                      <w:szCs w:val="21"/>
+                    </w:rPr>
+                    <w:t xml:space="preserve">A</w:t>
+                  </w:r>
+                  <w:r>
+                    <w:rPr>
+                      <w:rFonts w:ascii="Avenir Next" w:hAnsi="Avenir Next" w:cs="Avenir Next" w:eastAsia="Avenir Next"/>
+                      <w:color w:val="1A1A1A"/>
                       <w:sz w:val="21"/>
                       <w:szCs w:val="21"/>
                     </w:rPr>
-                    <w:t xml:space="preserve">A</w:t>
-                  </w:r>
-                  <w:r>
-                    <w:rPr>
-                      <w:rFonts w:ascii="Avenir Next" w:hAnsi="Avenir Next" w:cs="Avenir Next" w:eastAsia="Avenir Next"/>
-                      <w:color w:val="1A1A1A"/>
-                      <w:sz w:val="21"/>
-                      <w:szCs w:val="21"/>
-                    </w:rPr>
                     <w:tab/>
                   </w:r>
                   <w:r>
                     <w:rPr>
                       <w:rFonts w:ascii="Avenir Next" w:hAnsi="Avenir Next" w:cs="Avenir Next" w:eastAsia="Avenir Next"/>
                       <w:color w:val="1A1A1A"/>
-                      <w:sz w:val="21"/>
+                      <w:sz w:val="22"/>
                       <w:szCs w:val="21"/>
                     </w:rPr>
                     <w:t xml:space="preserve">13.5</w:t>
@@ -5025,25 +5037,25 @@
                       <w:rFonts w:ascii="Avenir Next" w:hAnsi="Avenir Next" w:cs="Avenir Next" w:eastAsia="Avenir Next"/>
                       <w:b/>
                       <w:color w:val="003A70"/>
+                      <w:sz w:val="22"/>
+                      <w:szCs w:val="21"/>
+                    </w:rPr>
+                    <w:t xml:space="preserve">B</w:t>
+                  </w:r>
+                  <w:r>
+                    <w:rPr>
+                      <w:rFonts w:ascii="Avenir Next" w:hAnsi="Avenir Next" w:cs="Avenir Next" w:eastAsia="Avenir Next"/>
+                      <w:color w:val="1A1A1A"/>
                       <w:sz w:val="21"/>
                       <w:szCs w:val="21"/>
                     </w:rPr>
-                    <w:t xml:space="preserve">B</w:t>
-                  </w:r>
-                  <w:r>
-                    <w:rPr>
-                      <w:rFonts w:ascii="Avenir Next" w:hAnsi="Avenir Next" w:cs="Avenir Next" w:eastAsia="Avenir Next"/>
-                      <w:color w:val="1A1A1A"/>
-                      <w:sz w:val="21"/>
-                      <w:szCs w:val="21"/>
-                    </w:rPr>
                     <w:tab/>
                   </w:r>
                   <w:r>
                     <w:rPr>
                       <w:rFonts w:ascii="Avenir Next" w:hAnsi="Avenir Next" w:cs="Avenir Next" w:eastAsia="Avenir Next"/>
                       <w:color w:val="1A1A1A"/>
-                      <w:sz w:val="21"/>
+                      <w:sz w:val="22"/>
                       <w:szCs w:val="21"/>
                     </w:rPr>
                     <w:t xml:space="preserve">12</w:t>
@@ -5068,25 +5080,25 @@
                       <w:rFonts w:ascii="Avenir Next" w:hAnsi="Avenir Next" w:cs="Avenir Next" w:eastAsia="Avenir Next"/>
                       <w:b/>
                       <w:color w:val="003A70"/>
+                      <w:sz w:val="22"/>
+                      <w:szCs w:val="21"/>
+                    </w:rPr>
+                    <w:t xml:space="preserve">C</w:t>
+                  </w:r>
+                  <w:r>
+                    <w:rPr>
+                      <w:rFonts w:ascii="Avenir Next" w:hAnsi="Avenir Next" w:cs="Avenir Next" w:eastAsia="Avenir Next"/>
+                      <w:color w:val="1A1A1A"/>
                       <w:sz w:val="21"/>
                       <w:szCs w:val="21"/>
                     </w:rPr>
-                    <w:t xml:space="preserve">C</w:t>
-                  </w:r>
-                  <w:r>
-                    <w:rPr>
-                      <w:rFonts w:ascii="Avenir Next" w:hAnsi="Avenir Next" w:cs="Avenir Next" w:eastAsia="Avenir Next"/>
-                      <w:color w:val="1A1A1A"/>
-                      <w:sz w:val="21"/>
-                      <w:szCs w:val="21"/>
-                    </w:rPr>
                     <w:tab/>
                   </w:r>
                   <w:r>
                     <w:rPr>
                       <w:rFonts w:ascii="Avenir Next" w:hAnsi="Avenir Next" w:cs="Avenir Next" w:eastAsia="Avenir Next"/>
                       <w:color w:val="1A1A1A"/>
-                      <w:sz w:val="21"/>
+                      <w:sz w:val="22"/>
                       <w:szCs w:val="21"/>
                     </w:rPr>
                     <w:t xml:space="preserve">14</w:t>
@@ -5111,25 +5123,25 @@
                       <w:rFonts w:ascii="Avenir Next" w:hAnsi="Avenir Next" w:cs="Avenir Next" w:eastAsia="Avenir Next"/>
                       <w:b/>
                       <w:color w:val="003A70"/>
+                      <w:sz w:val="22"/>
+                      <w:szCs w:val="21"/>
+                    </w:rPr>
+                    <w:t xml:space="preserve">D</w:t>
+                  </w:r>
+                  <w:r>
+                    <w:rPr>
+                      <w:rFonts w:ascii="Avenir Next" w:hAnsi="Avenir Next" w:cs="Avenir Next" w:eastAsia="Avenir Next"/>
+                      <w:color w:val="1A1A1A"/>
                       <w:sz w:val="21"/>
                       <w:szCs w:val="21"/>
                     </w:rPr>
-                    <w:t xml:space="preserve">D</w:t>
-                  </w:r>
-                  <w:r>
-                    <w:rPr>
-                      <w:rFonts w:ascii="Avenir Next" w:hAnsi="Avenir Next" w:cs="Avenir Next" w:eastAsia="Avenir Next"/>
-                      <w:color w:val="1A1A1A"/>
-                      <w:sz w:val="21"/>
-                      <w:szCs w:val="21"/>
-                    </w:rPr>
                     <w:tab/>
                   </w:r>
                   <w:r>
                     <w:rPr>
                       <w:rFonts w:ascii="Avenir Next" w:hAnsi="Avenir Next" w:cs="Avenir Next" w:eastAsia="Avenir Next"/>
                       <w:color w:val="1A1A1A"/>
-                      <w:sz w:val="21"/>
+                      <w:sz w:val="22"/>
                       <w:szCs w:val="21"/>
                     </w:rPr>
                     <w:t xml:space="preserve">10.5</w:t>
@@ -5277,25 +5289,25 @@
                       <w:rFonts w:ascii="Avenir Next" w:hAnsi="Avenir Next" w:cs="Avenir Next" w:eastAsia="Avenir Next"/>
                       <w:b/>
                       <w:color w:val="003A70"/>
+                      <w:sz w:val="22"/>
+                      <w:szCs w:val="21"/>
+                    </w:rPr>
+                    <w:t xml:space="preserve">A</w:t>
+                  </w:r>
+                  <w:r>
+                    <w:rPr>
+                      <w:rFonts w:ascii="Avenir Next" w:hAnsi="Avenir Next" w:cs="Avenir Next" w:eastAsia="Avenir Next"/>
+                      <w:color w:val="1A1A1A"/>
                       <w:sz w:val="21"/>
                       <w:szCs w:val="21"/>
                     </w:rPr>
-                    <w:t xml:space="preserve">A</w:t>
-                  </w:r>
-                  <w:r>
-                    <w:rPr>
-                      <w:rFonts w:ascii="Avenir Next" w:hAnsi="Avenir Next" w:cs="Avenir Next" w:eastAsia="Avenir Next"/>
-                      <w:color w:val="1A1A1A"/>
-                      <w:sz w:val="21"/>
-                      <w:szCs w:val="21"/>
-                    </w:rPr>
                     <w:tab/>
                   </w:r>
                   <w:r>
                     <w:rPr>
                       <w:rFonts w:ascii="Avenir Next" w:hAnsi="Avenir Next" w:cs="Avenir Next" w:eastAsia="Avenir Next"/>
                       <w:color w:val="1A1A1A"/>
-                      <w:sz w:val="21"/>
+                      <w:sz w:val="22"/>
                       <w:szCs w:val="21"/>
                     </w:rPr>
                     <w:t xml:space="preserve">28 and 32</w:t>
@@ -5320,25 +5332,25 @@
                       <w:rFonts w:ascii="Avenir Next" w:hAnsi="Avenir Next" w:cs="Avenir Next" w:eastAsia="Avenir Next"/>
                       <w:b/>
                       <w:color w:val="003A70"/>
+                      <w:sz w:val="22"/>
+                      <w:szCs w:val="21"/>
+                    </w:rPr>
+                    <w:t xml:space="preserve">B</w:t>
+                  </w:r>
+                  <w:r>
+                    <w:rPr>
+                      <w:rFonts w:ascii="Avenir Next" w:hAnsi="Avenir Next" w:cs="Avenir Next" w:eastAsia="Avenir Next"/>
+                      <w:color w:val="1A1A1A"/>
                       <w:sz w:val="21"/>
                       <w:szCs w:val="21"/>
                     </w:rPr>
-                    <w:t xml:space="preserve">B</w:t>
-                  </w:r>
-                  <w:r>
-                    <w:rPr>
-                      <w:rFonts w:ascii="Avenir Next" w:hAnsi="Avenir Next" w:cs="Avenir Next" w:eastAsia="Avenir Next"/>
-                      <w:color w:val="1A1A1A"/>
-                      <w:sz w:val="21"/>
-                      <w:szCs w:val="21"/>
-                    </w:rPr>
                     <w:tab/>
                   </w:r>
                   <w:r>
                     <w:rPr>
                       <w:rFonts w:ascii="Avenir Next" w:hAnsi="Avenir Next" w:cs="Avenir Next" w:eastAsia="Avenir Next"/>
                       <w:color w:val="1A1A1A"/>
-                      <w:sz w:val="21"/>
+                      <w:sz w:val="22"/>
                       <w:szCs w:val="21"/>
                     </w:rPr>
                     <w:t xml:space="preserve">30 and 34</w:t>
@@ -5363,25 +5375,25 @@
                       <w:rFonts w:ascii="Avenir Next" w:hAnsi="Avenir Next" w:cs="Avenir Next" w:eastAsia="Avenir Next"/>
                       <w:b/>
                       <w:color w:val="003A70"/>
+                      <w:sz w:val="22"/>
+                      <w:szCs w:val="21"/>
+                    </w:rPr>
+                    <w:t xml:space="preserve">C</w:t>
+                  </w:r>
+                  <w:r>
+                    <w:rPr>
+                      <w:rFonts w:ascii="Avenir Next" w:hAnsi="Avenir Next" w:cs="Avenir Next" w:eastAsia="Avenir Next"/>
+                      <w:color w:val="1A1A1A"/>
                       <w:sz w:val="21"/>
                       <w:szCs w:val="21"/>
                     </w:rPr>
-                    <w:t xml:space="preserve">C</w:t>
-                  </w:r>
-                  <w:r>
-                    <w:rPr>
-                      <w:rFonts w:ascii="Avenir Next" w:hAnsi="Avenir Next" w:cs="Avenir Next" w:eastAsia="Avenir Next"/>
-                      <w:color w:val="1A1A1A"/>
-                      <w:sz w:val="21"/>
-                      <w:szCs w:val="21"/>
-                    </w:rPr>
                     <w:tab/>
                   </w:r>
                   <w:r>
                     <w:rPr>
                       <w:rFonts w:ascii="Avenir Next" w:hAnsi="Avenir Next" w:cs="Avenir Next" w:eastAsia="Avenir Next"/>
                       <w:color w:val="1A1A1A"/>
-                      <w:sz w:val="21"/>
+                      <w:sz w:val="22"/>
                       <w:szCs w:val="21"/>
                     </w:rPr>
                     <w:t xml:space="preserve">25 and 30</w:t>
@@ -5406,25 +5418,25 @@
                       <w:rFonts w:ascii="Avenir Next" w:hAnsi="Avenir Next" w:cs="Avenir Next" w:eastAsia="Avenir Next"/>
                       <w:b/>
                       <w:color w:val="003A70"/>
+                      <w:sz w:val="22"/>
+                      <w:szCs w:val="21"/>
+                    </w:rPr>
+                    <w:t xml:space="preserve">D</w:t>
+                  </w:r>
+                  <w:r>
+                    <w:rPr>
+                      <w:rFonts w:ascii="Avenir Next" w:hAnsi="Avenir Next" w:cs="Avenir Next" w:eastAsia="Avenir Next"/>
+                      <w:color w:val="1A1A1A"/>
                       <w:sz w:val="21"/>
                       <w:szCs w:val="21"/>
                     </w:rPr>
-                    <w:t xml:space="preserve">D</w:t>
-                  </w:r>
-                  <w:r>
-                    <w:rPr>
-                      <w:rFonts w:ascii="Avenir Next" w:hAnsi="Avenir Next" w:cs="Avenir Next" w:eastAsia="Avenir Next"/>
-                      <w:color w:val="1A1A1A"/>
-                      <w:sz w:val="21"/>
-                      <w:szCs w:val="21"/>
-                    </w:rPr>
                     <w:tab/>
                   </w:r>
                   <w:r>
                     <w:rPr>
                       <w:rFonts w:ascii="Avenir Next" w:hAnsi="Avenir Next" w:cs="Avenir Next" w:eastAsia="Avenir Next"/>
                       <w:color w:val="1A1A1A"/>
-                      <w:sz w:val="21"/>
+                      <w:sz w:val="22"/>
                       <w:szCs w:val="21"/>
                     </w:rPr>
                     <w:t xml:space="preserve">29 and 30</w:t>
@@ -5490,6 +5502,7 @@
           </w:tcPr>
           <w:p>
             <w:pPr>
+              <w:pStyle w:val="Heading2"/>
               <w:spacing w:before="0" w:after="0" w:line="240" w:lineRule="auto"/>
             </w:pPr>
             <w:r>
@@ -5527,7 +5540,7 @@
               <w:rPr>
                 <w:rFonts w:ascii="Avenir Next" w:hAnsi="Avenir Next" w:cs="Avenir Next" w:eastAsia="Avenir Next"/>
                 <w:color w:val="1A1A1A"/>
-                <w:sz w:val="17"/>
+                <w:sz w:val="22"/>
                 <w:szCs w:val="17"/>
               </w:rPr>
               <w:t xml:space="preserve">  I can do this on my own</w:t>
@@ -5556,7 +5569,7 @@
               <w:rPr>
                 <w:rFonts w:ascii="Avenir Next" w:hAnsi="Avenir Next" w:cs="Avenir Next" w:eastAsia="Avenir Next"/>
                 <w:color w:val="1A1A1A"/>
-                <w:sz w:val="17"/>
+                <w:sz w:val="22"/>
                 <w:szCs w:val="17"/>
               </w:rPr>
               <w:t xml:space="preserve">  I need a little help</w:t>
@@ -5585,7 +5598,7 @@
               <w:rPr>
                 <w:rFonts w:ascii="Avenir Next" w:hAnsi="Avenir Next" w:cs="Avenir Next" w:eastAsia="Avenir Next"/>
                 <w:color w:val="1A1A1A"/>
-                <w:sz w:val="17"/>
+                <w:sz w:val="22"/>
                 <w:szCs w:val="17"/>
               </w:rPr>
               <w:t xml:space="preserve">  I have a question about #</w:t>
@@ -5623,7 +5636,7 @@
         <w:rPr>
           <w:rFonts w:ascii="Avenir Next" w:hAnsi="Avenir Next" w:cs="Avenir Next" w:eastAsia="Avenir Next"/>
           <w:color w:val="5A5F66"/>
-          <w:sz w:val="17"/>
+          <w:sz w:val="22"/>
           <w:szCs w:val="17"/>
         </w:rPr>
         <w:t xml:space="preserve">Ask 4 or 6 people at home their shoe size. Find the median.</w:t>
@@ -5717,7 +5730,106 @@
               <w:sz w:val="15"/>
               <w:szCs w:val="15"/>
             </w:rPr>
-            <w:t xml:space="preserve">Lesson 2-3  ·  Homework Packet  ·  Level 1</w:t>
+            <w:t xml:space="preserve">2-3 · Page </w:t>
+          </w:r>
+          <w:r>
+            <w:rPr>
+              <w:rFonts w:ascii="Avenir Next" w:hAnsi="Avenir Next" w:cs="Avenir Next" w:eastAsia="Avenir Next"/>
+              <w:color w:val="5A5F66"/>
+              <w:sz w:val="15"/>
+              <w:szCs w:val="15"/>
+            </w:rPr>
+            <w:fldChar w:fldCharType="begin"/>
+          </w:r>
+          <w:r>
+            <w:rPr>
+              <w:rFonts w:ascii="Avenir Next" w:hAnsi="Avenir Next" w:cs="Avenir Next" w:eastAsia="Avenir Next"/>
+              <w:color w:val="5A5F66"/>
+              <w:sz w:val="15"/>
+              <w:szCs w:val="15"/>
+            </w:rPr>
+            <w:instrText xml:space="preserve"> PAGE </w:instrText>
+          </w:r>
+          <w:r>
+            <w:rPr>
+              <w:rFonts w:ascii="Avenir Next" w:hAnsi="Avenir Next" w:cs="Avenir Next" w:eastAsia="Avenir Next"/>
+              <w:color w:val="5A5F66"/>
+              <w:sz w:val="15"/>
+              <w:szCs w:val="15"/>
+            </w:rPr>
+            <w:fldChar w:fldCharType="separate"/>
+          </w:r>
+          <w:r>
+            <w:rPr>
+              <w:rFonts w:ascii="Avenir Next" w:hAnsi="Avenir Next" w:cs="Avenir Next" w:eastAsia="Avenir Next"/>
+              <w:color w:val="5A5F66"/>
+              <w:sz w:val="15"/>
+              <w:szCs w:val="15"/>
+            </w:rPr>
+            <w:t xml:space="preserve">1</w:t>
+          </w:r>
+          <w:r>
+            <w:rPr>
+              <w:rFonts w:ascii="Avenir Next" w:hAnsi="Avenir Next" w:cs="Avenir Next" w:eastAsia="Avenir Next"/>
+              <w:color w:val="5A5F66"/>
+              <w:sz w:val="15"/>
+              <w:szCs w:val="15"/>
+            </w:rPr>
+            <w:fldChar w:fldCharType="end"/>
+          </w:r>
+          <w:r>
+            <w:rPr>
+              <w:rFonts w:ascii="Avenir Next" w:hAnsi="Avenir Next" w:cs="Avenir Next" w:eastAsia="Avenir Next"/>
+              <w:color w:val="5A5F66"/>
+              <w:sz w:val="15"/>
+              <w:szCs w:val="15"/>
+            </w:rPr>
+            <w:t xml:space="preserve"> of </w:t>
+          </w:r>
+          <w:r>
+            <w:rPr>
+              <w:rFonts w:ascii="Avenir Next" w:hAnsi="Avenir Next" w:cs="Avenir Next" w:eastAsia="Avenir Next"/>
+              <w:color w:val="5A5F66"/>
+              <w:sz w:val="15"/>
+              <w:szCs w:val="15"/>
+            </w:rPr>
+            <w:fldChar w:fldCharType="begin"/>
+          </w:r>
+          <w:r>
+            <w:rPr>
+              <w:rFonts w:ascii="Avenir Next" w:hAnsi="Avenir Next" w:cs="Avenir Next" w:eastAsia="Avenir Next"/>
+              <w:color w:val="5A5F66"/>
+              <w:sz w:val="15"/>
+              <w:szCs w:val="15"/>
+            </w:rPr>
+            <w:instrText xml:space="preserve"> NUMPAGES </w:instrText>
+          </w:r>
+          <w:r>
+            <w:rPr>
+              <w:rFonts w:ascii="Avenir Next" w:hAnsi="Avenir Next" w:cs="Avenir Next" w:eastAsia="Avenir Next"/>
+              <w:color w:val="5A5F66"/>
+              <w:sz w:val="15"/>
+              <w:szCs w:val="15"/>
+            </w:rPr>
+            <w:fldChar w:fldCharType="separate"/>
+          </w:r>
+          <w:r>
+            <w:rPr>
+              <w:rFonts w:ascii="Avenir Next" w:hAnsi="Avenir Next" w:cs="Avenir Next" w:eastAsia="Avenir Next"/>
+              <w:color w:val="5A5F66"/>
+              <w:sz w:val="15"/>
+              <w:szCs w:val="15"/>
+            </w:rPr>
+            <w:t xml:space="preserve">1</w:t>
+          </w:r>
+          <w:r>
+            <w:rPr>
+              <w:rFonts w:ascii="Avenir Next" w:hAnsi="Avenir Next" w:cs="Avenir Next" w:eastAsia="Avenir Next"/>
+              <w:color w:val="5A5F66"/>
+              <w:sz w:val="15"/>
+              <w:szCs w:val="15"/>
+            </w:rPr>
+            <w:fldChar w:fldCharType="end"/>
           </w:r>
         </w:p>
       </w:tc>
@@ -5760,5 +5872,23 @@
       </w:tblCellMar>
     </w:tblPr>
   </w:style>
+  <w:style w:type="paragraph" w:styleId="Heading1">
+    <w:name w:val="heading 1"/>
+    <w:basedOn w:val="Normal"/>
+    <w:pPr>
+      <w:outlineLvl w:val="0"/>
+      <w:keepNext w:val="0"/>
+      <w:keepLines w:val="0"/>
+    </w:pPr>
+  </w:style>
+  <w:style w:type="paragraph" w:styleId="Heading2">
+    <w:name w:val="heading 2"/>
+    <w:basedOn w:val="Normal"/>
+    <w:pPr>
+      <w:outlineLvl w:val="1"/>
+      <w:keepNext w:val="0"/>
+      <w:keepLines w:val="0"/>
+    </w:pPr>
+  </w:style>
 </w:styles>
 </file>